--- a/HellBurn_Whitepaper_v3.0_DE.docx
+++ b/HellBurn_Whitepaper_v3.0_DE.docx
@@ -135,7 +135,7 @@
       </w:pPr>
       <w:r>
         <w:rPr>
-          <w:rFonts w:eastAsia="Arial" w:cs="Arial" w:ascii="Arial" w:hAnsi="Arial"/>
+          <w:rFonts w:eastAsia="Arial" w:cs="Arial"/>
           <w:b/>
           <w:bCs/>
           <w:color w:val="C41E3A"/>
@@ -183,7 +183,7 @@
       </w:pPr>
       <w:r>
         <w:rPr>
-          <w:rFonts w:eastAsia="Arial" w:cs="Arial" w:ascii="Arial" w:hAnsi="Arial"/>
+          <w:rFonts w:eastAsia="Arial" w:cs="Arial"/>
           <w:b/>
           <w:bCs/>
           <w:color w:val="C41E3A"/>
@@ -465,7 +465,7 @@
       </w:pPr>
       <w:r>
         <w:rPr>
-          <w:rFonts w:eastAsia="Arial" w:cs="Arial" w:ascii="Arial" w:hAnsi="Arial"/>
+          <w:rFonts w:eastAsia="Arial" w:cs="Arial"/>
           <w:b/>
           <w:bCs/>
           <w:color w:val="C41E3A"/>
@@ -574,14 +574,14 @@
         </w:tblCellMar>
       </w:tblPr>
       <w:tblGrid>
-        <w:gridCol w:w="3499"/>
-        <w:gridCol w:w="5861"/>
+        <w:gridCol w:w="3498"/>
+        <w:gridCol w:w="5862"/>
       </w:tblGrid>
       <w:tr>
         <w:trPr/>
         <w:tc>
           <w:tcPr>
-            <w:tcW w:w="3499" w:type="dxa"/>
+            <w:tcW w:w="3498" w:type="dxa"/>
             <w:tcBorders>
               <w:top w:val="single" w:sz="2" w:space="0" w:color="CCCCCC"/>
               <w:start w:val="single" w:sz="2" w:space="0" w:color="CCCCCC"/>
@@ -610,7 +610,7 @@
         </w:tc>
         <w:tc>
           <w:tcPr>
-            <w:tcW w:w="5861" w:type="dxa"/>
+            <w:tcW w:w="5862" w:type="dxa"/>
             <w:tcBorders>
               <w:top w:val="single" w:sz="2" w:space="0" w:color="CCCCCC"/>
               <w:start w:val="single" w:sz="2" w:space="0" w:color="CCCCCC"/>
@@ -642,7 +642,7 @@
         <w:trPr/>
         <w:tc>
           <w:tcPr>
-            <w:tcW w:w="3499" w:type="dxa"/>
+            <w:tcW w:w="3498" w:type="dxa"/>
             <w:tcBorders>
               <w:top w:val="single" w:sz="2" w:space="0" w:color="CCCCCC"/>
               <w:start w:val="single" w:sz="2" w:space="0" w:color="CCCCCC"/>
@@ -671,7 +671,7 @@
         </w:tc>
         <w:tc>
           <w:tcPr>
-            <w:tcW w:w="5861" w:type="dxa"/>
+            <w:tcW w:w="5862" w:type="dxa"/>
             <w:tcBorders>
               <w:top w:val="single" w:sz="2" w:space="0" w:color="CCCCCC"/>
               <w:start w:val="single" w:sz="2" w:space="0" w:color="CCCCCC"/>
@@ -703,7 +703,7 @@
         <w:trPr/>
         <w:tc>
           <w:tcPr>
-            <w:tcW w:w="3499" w:type="dxa"/>
+            <w:tcW w:w="3498" w:type="dxa"/>
             <w:tcBorders>
               <w:top w:val="single" w:sz="2" w:space="0" w:color="CCCCCC"/>
               <w:start w:val="single" w:sz="2" w:space="0" w:color="CCCCCC"/>
@@ -732,7 +732,7 @@
         </w:tc>
         <w:tc>
           <w:tcPr>
-            <w:tcW w:w="5861" w:type="dxa"/>
+            <w:tcW w:w="5862" w:type="dxa"/>
             <w:tcBorders>
               <w:top w:val="single" w:sz="2" w:space="0" w:color="CCCCCC"/>
               <w:start w:val="single" w:sz="2" w:space="0" w:color="CCCCCC"/>
@@ -764,7 +764,7 @@
         <w:trPr/>
         <w:tc>
           <w:tcPr>
-            <w:tcW w:w="3499" w:type="dxa"/>
+            <w:tcW w:w="3498" w:type="dxa"/>
             <w:tcBorders>
               <w:top w:val="single" w:sz="2" w:space="0" w:color="CCCCCC"/>
               <w:start w:val="single" w:sz="2" w:space="0" w:color="CCCCCC"/>
@@ -793,7 +793,7 @@
         </w:tc>
         <w:tc>
           <w:tcPr>
-            <w:tcW w:w="5861" w:type="dxa"/>
+            <w:tcW w:w="5862" w:type="dxa"/>
             <w:tcBorders>
               <w:top w:val="single" w:sz="2" w:space="0" w:color="CCCCCC"/>
               <w:start w:val="single" w:sz="2" w:space="0" w:color="CCCCCC"/>
@@ -825,7 +825,7 @@
         <w:trPr/>
         <w:tc>
           <w:tcPr>
-            <w:tcW w:w="3499" w:type="dxa"/>
+            <w:tcW w:w="3498" w:type="dxa"/>
             <w:tcBorders>
               <w:top w:val="single" w:sz="2" w:space="0" w:color="CCCCCC"/>
               <w:start w:val="single" w:sz="2" w:space="0" w:color="CCCCCC"/>
@@ -854,7 +854,7 @@
         </w:tc>
         <w:tc>
           <w:tcPr>
-            <w:tcW w:w="5861" w:type="dxa"/>
+            <w:tcW w:w="5862" w:type="dxa"/>
             <w:tcBorders>
               <w:top w:val="single" w:sz="2" w:space="0" w:color="CCCCCC"/>
               <w:start w:val="single" w:sz="2" w:space="0" w:color="CCCCCC"/>
@@ -886,7 +886,7 @@
         <w:trPr/>
         <w:tc>
           <w:tcPr>
-            <w:tcW w:w="3499" w:type="dxa"/>
+            <w:tcW w:w="3498" w:type="dxa"/>
             <w:tcBorders>
               <w:top w:val="single" w:sz="2" w:space="0" w:color="CCCCCC"/>
               <w:start w:val="single" w:sz="2" w:space="0" w:color="CCCCCC"/>
@@ -915,7 +915,7 @@
         </w:tc>
         <w:tc>
           <w:tcPr>
-            <w:tcW w:w="5861" w:type="dxa"/>
+            <w:tcW w:w="5862" w:type="dxa"/>
             <w:tcBorders>
               <w:top w:val="single" w:sz="2" w:space="0" w:color="CCCCCC"/>
               <w:start w:val="single" w:sz="2" w:space="0" w:color="CCCCCC"/>
@@ -947,7 +947,7 @@
         <w:trPr/>
         <w:tc>
           <w:tcPr>
-            <w:tcW w:w="3499" w:type="dxa"/>
+            <w:tcW w:w="3498" w:type="dxa"/>
             <w:tcBorders>
               <w:top w:val="single" w:sz="2" w:space="0" w:color="CCCCCC"/>
               <w:start w:val="single" w:sz="2" w:space="0" w:color="CCCCCC"/>
@@ -976,7 +976,7 @@
         </w:tc>
         <w:tc>
           <w:tcPr>
-            <w:tcW w:w="5861" w:type="dxa"/>
+            <w:tcW w:w="5862" w:type="dxa"/>
             <w:tcBorders>
               <w:top w:val="single" w:sz="2" w:space="0" w:color="CCCCCC"/>
               <w:start w:val="single" w:sz="2" w:space="0" w:color="CCCCCC"/>
@@ -1008,7 +1008,7 @@
         <w:trPr/>
         <w:tc>
           <w:tcPr>
-            <w:tcW w:w="3499" w:type="dxa"/>
+            <w:tcW w:w="3498" w:type="dxa"/>
             <w:tcBorders>
               <w:top w:val="single" w:sz="2" w:space="0" w:color="CCCCCC"/>
               <w:start w:val="single" w:sz="2" w:space="0" w:color="CCCCCC"/>
@@ -1037,7 +1037,7 @@
         </w:tc>
         <w:tc>
           <w:tcPr>
-            <w:tcW w:w="5861" w:type="dxa"/>
+            <w:tcW w:w="5862" w:type="dxa"/>
             <w:tcBorders>
               <w:top w:val="single" w:sz="2" w:space="0" w:color="CCCCCC"/>
               <w:start w:val="single" w:sz="2" w:space="0" w:color="CCCCCC"/>
@@ -1069,7 +1069,7 @@
         <w:trPr/>
         <w:tc>
           <w:tcPr>
-            <w:tcW w:w="3499" w:type="dxa"/>
+            <w:tcW w:w="3498" w:type="dxa"/>
             <w:tcBorders>
               <w:top w:val="single" w:sz="2" w:space="0" w:color="CCCCCC"/>
               <w:start w:val="single" w:sz="2" w:space="0" w:color="CCCCCC"/>
@@ -1098,7 +1098,7 @@
         </w:tc>
         <w:tc>
           <w:tcPr>
-            <w:tcW w:w="5861" w:type="dxa"/>
+            <w:tcW w:w="5862" w:type="dxa"/>
             <w:tcBorders>
               <w:top w:val="single" w:sz="2" w:space="0" w:color="CCCCCC"/>
               <w:start w:val="single" w:sz="2" w:space="0" w:color="CCCCCC"/>
@@ -1147,7 +1147,7 @@
       </w:pPr>
       <w:r>
         <w:rPr>
-          <w:rFonts w:eastAsia="Arial" w:cs="Arial" w:ascii="Arial" w:hAnsi="Arial"/>
+          <w:rFonts w:eastAsia="Arial" w:cs="Arial"/>
           <w:b/>
           <w:bCs/>
           <w:color w:val="C41E3A"/>
@@ -1165,7 +1165,7 @@
       </w:pPr>
       <w:r>
         <w:rPr>
-          <w:rFonts w:eastAsia="Arial" w:cs="Arial" w:ascii="Arial" w:hAnsi="Arial"/>
+          <w:rFonts w:eastAsia="Arial" w:cs="Arial"/>
           <w:b/>
           <w:bCs/>
           <w:color w:val="1A1A2E"/>
@@ -1217,7 +1217,7 @@
       </w:pPr>
       <w:r>
         <w:rPr>
-          <w:rFonts w:eastAsia="Arial" w:cs="Arial" w:ascii="Arial" w:hAnsi="Arial"/>
+          <w:rFonts w:eastAsia="Arial" w:cs="Arial"/>
           <w:b/>
           <w:bCs/>
           <w:color w:val="1A1A2E"/>
@@ -1251,7 +1251,7 @@
       </w:pPr>
       <w:r>
         <w:rPr>
-          <w:rFonts w:eastAsia="Arial" w:cs="Arial" w:ascii="Arial" w:hAnsi="Arial"/>
+          <w:rFonts w:eastAsia="Arial" w:cs="Arial"/>
           <w:b/>
           <w:bCs/>
           <w:color w:val="1A1A2E"/>
@@ -1285,7 +1285,7 @@
       </w:pPr>
       <w:r>
         <w:rPr>
-          <w:rFonts w:eastAsia="Arial" w:cs="Arial" w:ascii="Arial" w:hAnsi="Arial"/>
+          <w:rFonts w:eastAsia="Arial" w:cs="Arial"/>
           <w:b/>
           <w:bCs/>
           <w:color w:val="1A1A2E"/>
@@ -1331,7 +1331,7 @@
       </w:pPr>
       <w:r>
         <w:rPr>
-          <w:rFonts w:eastAsia="Arial" w:cs="Arial" w:ascii="Arial" w:hAnsi="Arial"/>
+          <w:rFonts w:eastAsia="Arial" w:cs="Arial"/>
           <w:b/>
           <w:bCs/>
           <w:color w:val="C41E3A"/>
@@ -1349,7 +1349,7 @@
       </w:pPr>
       <w:r>
         <w:rPr>
-          <w:rFonts w:eastAsia="Arial" w:cs="Arial" w:ascii="Arial" w:hAnsi="Arial"/>
+          <w:rFonts w:eastAsia="Arial" w:cs="Arial"/>
           <w:b/>
           <w:bCs/>
           <w:color w:val="1A1A2E"/>
@@ -1399,7 +1399,7 @@
       </w:pPr>
       <w:r>
         <w:rPr>
-          <w:rFonts w:eastAsia="Arial" w:cs="Arial" w:ascii="Arial" w:hAnsi="Arial"/>
+          <w:rFonts w:eastAsia="Arial" w:cs="Arial"/>
           <w:b/>
           <w:bCs/>
           <w:color w:val="1A1A2E"/>
@@ -1449,7 +1449,7 @@
       </w:pPr>
       <w:r>
         <w:rPr>
-          <w:rFonts w:eastAsia="Arial" w:cs="Arial" w:ascii="Arial" w:hAnsi="Arial"/>
+          <w:rFonts w:eastAsia="Arial" w:cs="Arial"/>
           <w:b/>
           <w:bCs/>
           <w:color w:val="1A1A2E"/>
@@ -1495,7 +1495,7 @@
       </w:pPr>
       <w:r>
         <w:rPr>
-          <w:rFonts w:eastAsia="Arial" w:cs="Arial" w:ascii="Arial" w:hAnsi="Arial"/>
+          <w:rFonts w:eastAsia="Arial" w:cs="Arial"/>
           <w:b/>
           <w:bCs/>
           <w:color w:val="C41E3A"/>
@@ -1702,7 +1702,7 @@
       </w:pPr>
       <w:r>
         <w:rPr>
-          <w:rFonts w:eastAsia="Arial" w:cs="Arial" w:ascii="Arial" w:hAnsi="Arial"/>
+          <w:rFonts w:eastAsia="Arial" w:cs="Arial"/>
           <w:b/>
           <w:bCs/>
           <w:color w:val="C41E3A"/>
@@ -1747,7 +1747,7 @@
       </w:pPr>
       <w:r>
         <w:rPr>
-          <w:rFonts w:eastAsia="Arial" w:cs="Arial" w:ascii="Arial" w:hAnsi="Arial"/>
+          <w:rFonts w:eastAsia="Arial" w:cs="Arial"/>
           <w:b/>
           <w:bCs/>
           <w:color w:val="1A1A2E"/>
@@ -1849,7 +1849,7 @@
       </w:pPr>
       <w:r>
         <w:rPr>
-          <w:rFonts w:eastAsia="Arial" w:cs="Arial" w:ascii="Arial" w:hAnsi="Arial"/>
+          <w:rFonts w:eastAsia="Arial" w:cs="Arial"/>
           <w:b/>
           <w:bCs/>
           <w:color w:val="1A1A2E"/>
@@ -1964,7 +1964,7 @@
       </w:pPr>
       <w:r>
         <w:rPr>
-          <w:rFonts w:eastAsia="Arial" w:cs="Arial" w:ascii="Arial" w:hAnsi="Arial"/>
+          <w:rFonts w:eastAsia="Arial" w:cs="Arial"/>
           <w:b/>
           <w:bCs/>
           <w:color w:val="1A1A2E"/>
@@ -1988,14 +1988,14 @@
         </w:tblCellMar>
       </w:tblPr>
       <w:tblGrid>
-        <w:gridCol w:w="2799"/>
-        <w:gridCol w:w="6561"/>
+        <w:gridCol w:w="2798"/>
+        <w:gridCol w:w="6562"/>
       </w:tblGrid>
       <w:tr>
         <w:trPr/>
         <w:tc>
           <w:tcPr>
-            <w:tcW w:w="2799" w:type="dxa"/>
+            <w:tcW w:w="2798" w:type="dxa"/>
             <w:tcBorders>
               <w:top w:val="single" w:sz="2" w:space="0" w:color="CCCCCC"/>
               <w:start w:val="single" w:sz="2" w:space="0" w:color="CCCCCC"/>
@@ -2024,7 +2024,7 @@
         </w:tc>
         <w:tc>
           <w:tcPr>
-            <w:tcW w:w="6561" w:type="dxa"/>
+            <w:tcW w:w="6562" w:type="dxa"/>
             <w:tcBorders>
               <w:top w:val="single" w:sz="2" w:space="0" w:color="CCCCCC"/>
               <w:start w:val="single" w:sz="2" w:space="0" w:color="CCCCCC"/>
@@ -2056,7 +2056,7 @@
         <w:trPr/>
         <w:tc>
           <w:tcPr>
-            <w:tcW w:w="2799" w:type="dxa"/>
+            <w:tcW w:w="2798" w:type="dxa"/>
             <w:tcBorders>
               <w:top w:val="single" w:sz="2" w:space="0" w:color="CCCCCC"/>
               <w:start w:val="single" w:sz="2" w:space="0" w:color="CCCCCC"/>
@@ -2085,7 +2085,7 @@
         </w:tc>
         <w:tc>
           <w:tcPr>
-            <w:tcW w:w="6561" w:type="dxa"/>
+            <w:tcW w:w="6562" w:type="dxa"/>
             <w:tcBorders>
               <w:top w:val="single" w:sz="2" w:space="0" w:color="CCCCCC"/>
               <w:start w:val="single" w:sz="2" w:space="0" w:color="CCCCCC"/>
@@ -2117,7 +2117,7 @@
         <w:trPr/>
         <w:tc>
           <w:tcPr>
-            <w:tcW w:w="2799" w:type="dxa"/>
+            <w:tcW w:w="2798" w:type="dxa"/>
             <w:tcBorders>
               <w:top w:val="single" w:sz="2" w:space="0" w:color="CCCCCC"/>
               <w:start w:val="single" w:sz="2" w:space="0" w:color="CCCCCC"/>
@@ -2146,7 +2146,7 @@
         </w:tc>
         <w:tc>
           <w:tcPr>
-            <w:tcW w:w="6561" w:type="dxa"/>
+            <w:tcW w:w="6562" w:type="dxa"/>
             <w:tcBorders>
               <w:top w:val="single" w:sz="2" w:space="0" w:color="CCCCCC"/>
               <w:start w:val="single" w:sz="2" w:space="0" w:color="CCCCCC"/>
@@ -2178,7 +2178,7 @@
         <w:trPr/>
         <w:tc>
           <w:tcPr>
-            <w:tcW w:w="2799" w:type="dxa"/>
+            <w:tcW w:w="2798" w:type="dxa"/>
             <w:tcBorders>
               <w:top w:val="single" w:sz="2" w:space="0" w:color="CCCCCC"/>
               <w:start w:val="single" w:sz="2" w:space="0" w:color="CCCCCC"/>
@@ -2207,7 +2207,7 @@
         </w:tc>
         <w:tc>
           <w:tcPr>
-            <w:tcW w:w="6561" w:type="dxa"/>
+            <w:tcW w:w="6562" w:type="dxa"/>
             <w:tcBorders>
               <w:top w:val="single" w:sz="2" w:space="0" w:color="CCCCCC"/>
               <w:start w:val="single" w:sz="2" w:space="0" w:color="CCCCCC"/>
@@ -2239,7 +2239,7 @@
         <w:trPr/>
         <w:tc>
           <w:tcPr>
-            <w:tcW w:w="2799" w:type="dxa"/>
+            <w:tcW w:w="2798" w:type="dxa"/>
             <w:tcBorders>
               <w:top w:val="single" w:sz="2" w:space="0" w:color="CCCCCC"/>
               <w:start w:val="single" w:sz="2" w:space="0" w:color="CCCCCC"/>
@@ -2268,7 +2268,7 @@
         </w:tc>
         <w:tc>
           <w:tcPr>
-            <w:tcW w:w="6561" w:type="dxa"/>
+            <w:tcW w:w="6562" w:type="dxa"/>
             <w:tcBorders>
               <w:top w:val="single" w:sz="2" w:space="0" w:color="CCCCCC"/>
               <w:start w:val="single" w:sz="2" w:space="0" w:color="CCCCCC"/>
@@ -2300,7 +2300,7 @@
         <w:trPr/>
         <w:tc>
           <w:tcPr>
-            <w:tcW w:w="2799" w:type="dxa"/>
+            <w:tcW w:w="2798" w:type="dxa"/>
             <w:tcBorders>
               <w:top w:val="single" w:sz="2" w:space="0" w:color="CCCCCC"/>
               <w:start w:val="single" w:sz="2" w:space="0" w:color="CCCCCC"/>
@@ -2329,7 +2329,7 @@
         </w:tc>
         <w:tc>
           <w:tcPr>
-            <w:tcW w:w="6561" w:type="dxa"/>
+            <w:tcW w:w="6562" w:type="dxa"/>
             <w:tcBorders>
               <w:top w:val="single" w:sz="2" w:space="0" w:color="CCCCCC"/>
               <w:start w:val="single" w:sz="2" w:space="0" w:color="CCCCCC"/>
@@ -2366,7 +2366,7 @@
       </w:pPr>
       <w:r>
         <w:rPr>
-          <w:rFonts w:eastAsia="Arial" w:cs="Arial" w:ascii="Arial" w:hAnsi="Arial"/>
+          <w:rFonts w:eastAsia="Arial" w:cs="Arial"/>
           <w:b/>
           <w:bCs/>
           <w:color w:val="1A1A2E"/>
@@ -2507,7 +2507,7 @@
       </w:pPr>
       <w:r>
         <w:rPr>
-          <w:rFonts w:eastAsia="Arial" w:cs="Arial" w:ascii="Arial" w:hAnsi="Arial"/>
+          <w:rFonts w:eastAsia="Arial" w:cs="Arial"/>
           <w:b/>
           <w:bCs/>
           <w:color w:val="1A1A2E"/>
@@ -2553,7 +2553,7 @@
       </w:pPr>
       <w:r>
         <w:rPr>
-          <w:rFonts w:eastAsia="Arial" w:cs="Arial" w:ascii="Arial" w:hAnsi="Arial"/>
+          <w:rFonts w:eastAsia="Arial" w:cs="Arial"/>
           <w:b/>
           <w:bCs/>
           <w:color w:val="C41E3A"/>
@@ -2604,8 +2604,8 @@
       </w:tblPr>
       <w:tblGrid>
         <w:gridCol w:w="2000"/>
-        <w:gridCol w:w="1499"/>
-        <w:gridCol w:w="1501"/>
+        <w:gridCol w:w="1498"/>
+        <w:gridCol w:w="1502"/>
         <w:gridCol w:w="1800"/>
         <w:gridCol w:w="2560"/>
       </w:tblGrid>
@@ -2642,7 +2642,7 @@
         </w:tc>
         <w:tc>
           <w:tcPr>
-            <w:tcW w:w="1499" w:type="dxa"/>
+            <w:tcW w:w="1498" w:type="dxa"/>
             <w:tcBorders>
               <w:top w:val="single" w:sz="2" w:space="0" w:color="CCCCCC"/>
               <w:start w:val="single" w:sz="2" w:space="0" w:color="CCCCCC"/>
@@ -2671,7 +2671,7 @@
         </w:tc>
         <w:tc>
           <w:tcPr>
-            <w:tcW w:w="1501" w:type="dxa"/>
+            <w:tcW w:w="1502" w:type="dxa"/>
             <w:tcBorders>
               <w:top w:val="single" w:sz="2" w:space="0" w:color="CCCCCC"/>
               <w:start w:val="single" w:sz="2" w:space="0" w:color="CCCCCC"/>
@@ -2790,7 +2790,7 @@
         </w:tc>
         <w:tc>
           <w:tcPr>
-            <w:tcW w:w="1499" w:type="dxa"/>
+            <w:tcW w:w="1498" w:type="dxa"/>
             <w:tcBorders>
               <w:top w:val="single" w:sz="2" w:space="0" w:color="CCCCCC"/>
               <w:start w:val="single" w:sz="2" w:space="0" w:color="CCCCCC"/>
@@ -2819,7 +2819,7 @@
         </w:tc>
         <w:tc>
           <w:tcPr>
-            <w:tcW w:w="1501" w:type="dxa"/>
+            <w:tcW w:w="1502" w:type="dxa"/>
             <w:tcBorders>
               <w:top w:val="single" w:sz="2" w:space="0" w:color="CCCCCC"/>
               <w:start w:val="single" w:sz="2" w:space="0" w:color="CCCCCC"/>
@@ -2938,7 +2938,7 @@
         </w:tc>
         <w:tc>
           <w:tcPr>
-            <w:tcW w:w="1499" w:type="dxa"/>
+            <w:tcW w:w="1498" w:type="dxa"/>
             <w:tcBorders>
               <w:top w:val="single" w:sz="2" w:space="0" w:color="CCCCCC"/>
               <w:start w:val="single" w:sz="2" w:space="0" w:color="CCCCCC"/>
@@ -2967,7 +2967,7 @@
         </w:tc>
         <w:tc>
           <w:tcPr>
-            <w:tcW w:w="1501" w:type="dxa"/>
+            <w:tcW w:w="1502" w:type="dxa"/>
             <w:tcBorders>
               <w:top w:val="single" w:sz="2" w:space="0" w:color="CCCCCC"/>
               <w:start w:val="single" w:sz="2" w:space="0" w:color="CCCCCC"/>
@@ -3086,7 +3086,7 @@
         </w:tc>
         <w:tc>
           <w:tcPr>
-            <w:tcW w:w="1499" w:type="dxa"/>
+            <w:tcW w:w="1498" w:type="dxa"/>
             <w:tcBorders>
               <w:top w:val="single" w:sz="2" w:space="0" w:color="CCCCCC"/>
               <w:start w:val="single" w:sz="2" w:space="0" w:color="CCCCCC"/>
@@ -3115,7 +3115,7 @@
         </w:tc>
         <w:tc>
           <w:tcPr>
-            <w:tcW w:w="1501" w:type="dxa"/>
+            <w:tcW w:w="1502" w:type="dxa"/>
             <w:tcBorders>
               <w:top w:val="single" w:sz="2" w:space="0" w:color="CCCCCC"/>
               <w:start w:val="single" w:sz="2" w:space="0" w:color="CCCCCC"/>
@@ -3234,7 +3234,7 @@
         </w:tc>
         <w:tc>
           <w:tcPr>
-            <w:tcW w:w="1499" w:type="dxa"/>
+            <w:tcW w:w="1498" w:type="dxa"/>
             <w:tcBorders>
               <w:top w:val="single" w:sz="2" w:space="0" w:color="CCCCCC"/>
               <w:start w:val="single" w:sz="2" w:space="0" w:color="CCCCCC"/>
@@ -3263,7 +3263,7 @@
         </w:tc>
         <w:tc>
           <w:tcPr>
-            <w:tcW w:w="1501" w:type="dxa"/>
+            <w:tcW w:w="1502" w:type="dxa"/>
             <w:tcBorders>
               <w:top w:val="single" w:sz="2" w:space="0" w:color="CCCCCC"/>
               <w:start w:val="single" w:sz="2" w:space="0" w:color="CCCCCC"/>
@@ -3358,7 +3358,7 @@
       </w:pPr>
       <w:r>
         <w:rPr>
-          <w:rFonts w:eastAsia="Arial" w:cs="Arial" w:ascii="Arial" w:hAnsi="Arial"/>
+          <w:rFonts w:eastAsia="Arial" w:cs="Arial"/>
           <w:b/>
           <w:bCs/>
           <w:color w:val="1A1A2E"/>
@@ -3654,7 +3654,7 @@
       </w:pPr>
       <w:r>
         <w:rPr>
-          <w:rFonts w:eastAsia="Arial" w:cs="Arial" w:ascii="Arial" w:hAnsi="Arial"/>
+          <w:rFonts w:eastAsia="Arial" w:cs="Arial"/>
           <w:b/>
           <w:bCs/>
           <w:color w:val="C41E3A"/>
@@ -3688,7 +3688,7 @@
       </w:pPr>
       <w:r>
         <w:rPr>
-          <w:rFonts w:eastAsia="Arial" w:cs="Arial" w:ascii="Arial" w:hAnsi="Arial"/>
+          <w:rFonts w:eastAsia="Arial" w:cs="Arial"/>
           <w:b/>
           <w:bCs/>
           <w:color w:val="1A1A2E"/>
@@ -3799,8 +3799,8 @@
       <w:tblGrid>
         <w:gridCol w:w="2500"/>
         <w:gridCol w:w="2000"/>
-        <w:gridCol w:w="1999"/>
-        <w:gridCol w:w="2861"/>
+        <w:gridCol w:w="1998"/>
+        <w:gridCol w:w="2862"/>
       </w:tblGrid>
       <w:tr>
         <w:trPr/>
@@ -3864,7 +3864,7 @@
         </w:tc>
         <w:tc>
           <w:tcPr>
-            <w:tcW w:w="1999" w:type="dxa"/>
+            <w:tcW w:w="1998" w:type="dxa"/>
             <w:tcBorders>
               <w:top w:val="single" w:sz="2" w:space="0" w:color="CCCCCC"/>
               <w:start w:val="single" w:sz="2" w:space="0" w:color="CCCCCC"/>
@@ -3893,7 +3893,7 @@
         </w:tc>
         <w:tc>
           <w:tcPr>
-            <w:tcW w:w="2861" w:type="dxa"/>
+            <w:tcW w:w="2862" w:type="dxa"/>
             <w:tcBorders>
               <w:top w:val="single" w:sz="2" w:space="0" w:color="CCCCCC"/>
               <w:start w:val="single" w:sz="2" w:space="0" w:color="CCCCCC"/>
@@ -3983,7 +3983,7 @@
         </w:tc>
         <w:tc>
           <w:tcPr>
-            <w:tcW w:w="1999" w:type="dxa"/>
+            <w:tcW w:w="1998" w:type="dxa"/>
             <w:tcBorders>
               <w:top w:val="single" w:sz="2" w:space="0" w:color="CCCCCC"/>
               <w:start w:val="single" w:sz="2" w:space="0" w:color="CCCCCC"/>
@@ -4012,7 +4012,7 @@
         </w:tc>
         <w:tc>
           <w:tcPr>
-            <w:tcW w:w="2861" w:type="dxa"/>
+            <w:tcW w:w="2862" w:type="dxa"/>
             <w:tcBorders>
               <w:top w:val="single" w:sz="2" w:space="0" w:color="CCCCCC"/>
               <w:start w:val="single" w:sz="2" w:space="0" w:color="CCCCCC"/>
@@ -4102,7 +4102,7 @@
         </w:tc>
         <w:tc>
           <w:tcPr>
-            <w:tcW w:w="1999" w:type="dxa"/>
+            <w:tcW w:w="1998" w:type="dxa"/>
             <w:tcBorders>
               <w:top w:val="single" w:sz="2" w:space="0" w:color="CCCCCC"/>
               <w:start w:val="single" w:sz="2" w:space="0" w:color="CCCCCC"/>
@@ -4131,7 +4131,7 @@
         </w:tc>
         <w:tc>
           <w:tcPr>
-            <w:tcW w:w="2861" w:type="dxa"/>
+            <w:tcW w:w="2862" w:type="dxa"/>
             <w:tcBorders>
               <w:top w:val="single" w:sz="2" w:space="0" w:color="CCCCCC"/>
               <w:start w:val="single" w:sz="2" w:space="0" w:color="CCCCCC"/>
@@ -4221,7 +4221,7 @@
         </w:tc>
         <w:tc>
           <w:tcPr>
-            <w:tcW w:w="1999" w:type="dxa"/>
+            <w:tcW w:w="1998" w:type="dxa"/>
             <w:tcBorders>
               <w:top w:val="single" w:sz="2" w:space="0" w:color="CCCCCC"/>
               <w:start w:val="single" w:sz="2" w:space="0" w:color="CCCCCC"/>
@@ -4250,7 +4250,7 @@
         </w:tc>
         <w:tc>
           <w:tcPr>
-            <w:tcW w:w="2861" w:type="dxa"/>
+            <w:tcW w:w="2862" w:type="dxa"/>
             <w:tcBorders>
               <w:top w:val="single" w:sz="2" w:space="0" w:color="CCCCCC"/>
               <w:start w:val="single" w:sz="2" w:space="0" w:color="CCCCCC"/>
@@ -4340,7 +4340,7 @@
         </w:tc>
         <w:tc>
           <w:tcPr>
-            <w:tcW w:w="1999" w:type="dxa"/>
+            <w:tcW w:w="1998" w:type="dxa"/>
             <w:tcBorders>
               <w:top w:val="single" w:sz="2" w:space="0" w:color="CCCCCC"/>
               <w:start w:val="single" w:sz="2" w:space="0" w:color="CCCCCC"/>
@@ -4369,7 +4369,7 @@
         </w:tc>
         <w:tc>
           <w:tcPr>
-            <w:tcW w:w="2861" w:type="dxa"/>
+            <w:tcW w:w="2862" w:type="dxa"/>
             <w:tcBorders>
               <w:top w:val="single" w:sz="2" w:space="0" w:color="CCCCCC"/>
               <w:start w:val="single" w:sz="2" w:space="0" w:color="CCCCCC"/>
@@ -4459,7 +4459,7 @@
         </w:tc>
         <w:tc>
           <w:tcPr>
-            <w:tcW w:w="1999" w:type="dxa"/>
+            <w:tcW w:w="1998" w:type="dxa"/>
             <w:tcBorders>
               <w:top w:val="single" w:sz="2" w:space="0" w:color="CCCCCC"/>
               <w:start w:val="single" w:sz="2" w:space="0" w:color="CCCCCC"/>
@@ -4488,7 +4488,7 @@
         </w:tc>
         <w:tc>
           <w:tcPr>
-            <w:tcW w:w="2861" w:type="dxa"/>
+            <w:tcW w:w="2862" w:type="dxa"/>
             <w:tcBorders>
               <w:top w:val="single" w:sz="2" w:space="0" w:color="CCCCCC"/>
               <w:start w:val="single" w:sz="2" w:space="0" w:color="CCCCCC"/>
@@ -4537,7 +4537,7 @@
       </w:pPr>
       <w:r>
         <w:rPr>
-          <w:rFonts w:eastAsia="Arial" w:cs="Arial" w:ascii="Arial" w:hAnsi="Arial"/>
+          <w:rFonts w:eastAsia="Arial" w:cs="Arial"/>
           <w:b/>
           <w:bCs/>
           <w:color w:val="C41E3A"/>
@@ -4598,7 +4598,7 @@
       </w:pPr>
       <w:r>
         <w:rPr>
-          <w:rFonts w:eastAsia="Arial" w:cs="Arial" w:ascii="Arial" w:hAnsi="Arial"/>
+          <w:rFonts w:eastAsia="Arial" w:cs="Arial"/>
           <w:b/>
           <w:bCs/>
           <w:color w:val="1A1A2E"/>
@@ -4675,7 +4675,7 @@
       </w:pPr>
       <w:r>
         <w:rPr>
-          <w:rFonts w:eastAsia="Arial" w:cs="Arial" w:ascii="Arial" w:hAnsi="Arial"/>
+          <w:rFonts w:eastAsia="Arial" w:cs="Arial"/>
           <w:b/>
           <w:bCs/>
           <w:color w:val="1A1A2E"/>
@@ -4701,8 +4701,8 @@
       <w:tblGrid>
         <w:gridCol w:w="1500"/>
         <w:gridCol w:w="2200"/>
-        <w:gridCol w:w="2199"/>
-        <w:gridCol w:w="3461"/>
+        <w:gridCol w:w="2198"/>
+        <w:gridCol w:w="3462"/>
       </w:tblGrid>
       <w:tr>
         <w:trPr/>
@@ -4766,7 +4766,7 @@
         </w:tc>
         <w:tc>
           <w:tcPr>
-            <w:tcW w:w="2199" w:type="dxa"/>
+            <w:tcW w:w="2198" w:type="dxa"/>
             <w:tcBorders>
               <w:top w:val="single" w:sz="2" w:space="0" w:color="CCCCCC"/>
               <w:start w:val="single" w:sz="2" w:space="0" w:color="CCCCCC"/>
@@ -4795,7 +4795,7 @@
         </w:tc>
         <w:tc>
           <w:tcPr>
-            <w:tcW w:w="3461" w:type="dxa"/>
+            <w:tcW w:w="3462" w:type="dxa"/>
             <w:tcBorders>
               <w:top w:val="single" w:sz="2" w:space="0" w:color="CCCCCC"/>
               <w:start w:val="single" w:sz="2" w:space="0" w:color="CCCCCC"/>
@@ -4885,7 +4885,7 @@
         </w:tc>
         <w:tc>
           <w:tcPr>
-            <w:tcW w:w="2199" w:type="dxa"/>
+            <w:tcW w:w="2198" w:type="dxa"/>
             <w:tcBorders>
               <w:top w:val="single" w:sz="2" w:space="0" w:color="CCCCCC"/>
               <w:start w:val="single" w:sz="2" w:space="0" w:color="CCCCCC"/>
@@ -4914,7 +4914,7 @@
         </w:tc>
         <w:tc>
           <w:tcPr>
-            <w:tcW w:w="3461" w:type="dxa"/>
+            <w:tcW w:w="3462" w:type="dxa"/>
             <w:tcBorders>
               <w:top w:val="single" w:sz="2" w:space="0" w:color="CCCCCC"/>
               <w:start w:val="single" w:sz="2" w:space="0" w:color="CCCCCC"/>
@@ -5004,7 +5004,7 @@
         </w:tc>
         <w:tc>
           <w:tcPr>
-            <w:tcW w:w="2199" w:type="dxa"/>
+            <w:tcW w:w="2198" w:type="dxa"/>
             <w:tcBorders>
               <w:top w:val="single" w:sz="2" w:space="0" w:color="CCCCCC"/>
               <w:start w:val="single" w:sz="2" w:space="0" w:color="CCCCCC"/>
@@ -5033,7 +5033,7 @@
         </w:tc>
         <w:tc>
           <w:tcPr>
-            <w:tcW w:w="3461" w:type="dxa"/>
+            <w:tcW w:w="3462" w:type="dxa"/>
             <w:tcBorders>
               <w:top w:val="single" w:sz="2" w:space="0" w:color="CCCCCC"/>
               <w:start w:val="single" w:sz="2" w:space="0" w:color="CCCCCC"/>
@@ -5123,7 +5123,7 @@
         </w:tc>
         <w:tc>
           <w:tcPr>
-            <w:tcW w:w="2199" w:type="dxa"/>
+            <w:tcW w:w="2198" w:type="dxa"/>
             <w:tcBorders>
               <w:top w:val="single" w:sz="2" w:space="0" w:color="CCCCCC"/>
               <w:start w:val="single" w:sz="2" w:space="0" w:color="CCCCCC"/>
@@ -5152,7 +5152,7 @@
         </w:tc>
         <w:tc>
           <w:tcPr>
-            <w:tcW w:w="3461" w:type="dxa"/>
+            <w:tcW w:w="3462" w:type="dxa"/>
             <w:tcBorders>
               <w:top w:val="single" w:sz="2" w:space="0" w:color="CCCCCC"/>
               <w:start w:val="single" w:sz="2" w:space="0" w:color="CCCCCC"/>
@@ -5242,7 +5242,7 @@
         </w:tc>
         <w:tc>
           <w:tcPr>
-            <w:tcW w:w="2199" w:type="dxa"/>
+            <w:tcW w:w="2198" w:type="dxa"/>
             <w:tcBorders>
               <w:top w:val="single" w:sz="2" w:space="0" w:color="CCCCCC"/>
               <w:start w:val="single" w:sz="2" w:space="0" w:color="CCCCCC"/>
@@ -5271,7 +5271,7 @@
         </w:tc>
         <w:tc>
           <w:tcPr>
-            <w:tcW w:w="3461" w:type="dxa"/>
+            <w:tcW w:w="3462" w:type="dxa"/>
             <w:tcBorders>
               <w:top w:val="single" w:sz="2" w:space="0" w:color="CCCCCC"/>
               <w:start w:val="single" w:sz="2" w:space="0" w:color="CCCCCC"/>
@@ -5361,7 +5361,7 @@
         </w:tc>
         <w:tc>
           <w:tcPr>
-            <w:tcW w:w="2199" w:type="dxa"/>
+            <w:tcW w:w="2198" w:type="dxa"/>
             <w:tcBorders>
               <w:top w:val="single" w:sz="2" w:space="0" w:color="CCCCCC"/>
               <w:start w:val="single" w:sz="2" w:space="0" w:color="CCCCCC"/>
@@ -5390,7 +5390,7 @@
         </w:tc>
         <w:tc>
           <w:tcPr>
-            <w:tcW w:w="3461" w:type="dxa"/>
+            <w:tcW w:w="3462" w:type="dxa"/>
             <w:tcBorders>
               <w:top w:val="single" w:sz="2" w:space="0" w:color="CCCCCC"/>
               <w:start w:val="single" w:sz="2" w:space="0" w:color="CCCCCC"/>
@@ -5455,7 +5455,7 @@
       </w:pPr>
       <w:r>
         <w:rPr>
-          <w:rFonts w:eastAsia="Arial" w:cs="Arial" w:ascii="Arial" w:hAnsi="Arial"/>
+          <w:rFonts w:eastAsia="Arial" w:cs="Arial"/>
           <w:b/>
           <w:bCs/>
           <w:color w:val="C41E3A"/>
@@ -5479,14 +5479,14 @@
         </w:tblCellMar>
       </w:tblPr>
       <w:tblGrid>
-        <w:gridCol w:w="3499"/>
-        <w:gridCol w:w="5861"/>
+        <w:gridCol w:w="3498"/>
+        <w:gridCol w:w="5862"/>
       </w:tblGrid>
       <w:tr>
         <w:trPr/>
         <w:tc>
           <w:tcPr>
-            <w:tcW w:w="3499" w:type="dxa"/>
+            <w:tcW w:w="3498" w:type="dxa"/>
             <w:tcBorders>
               <w:top w:val="single" w:sz="2" w:space="0" w:color="CCCCCC"/>
               <w:start w:val="single" w:sz="2" w:space="0" w:color="CCCCCC"/>
@@ -5515,7 +5515,7 @@
         </w:tc>
         <w:tc>
           <w:tcPr>
-            <w:tcW w:w="5861" w:type="dxa"/>
+            <w:tcW w:w="5862" w:type="dxa"/>
             <w:tcBorders>
               <w:top w:val="single" w:sz="2" w:space="0" w:color="CCCCCC"/>
               <w:start w:val="single" w:sz="2" w:space="0" w:color="CCCCCC"/>
@@ -5547,7 +5547,7 @@
         <w:trPr/>
         <w:tc>
           <w:tcPr>
-            <w:tcW w:w="3499" w:type="dxa"/>
+            <w:tcW w:w="3498" w:type="dxa"/>
             <w:tcBorders>
               <w:top w:val="single" w:sz="2" w:space="0" w:color="CCCCCC"/>
               <w:start w:val="single" w:sz="2" w:space="0" w:color="CCCCCC"/>
@@ -5576,7 +5576,7 @@
         </w:tc>
         <w:tc>
           <w:tcPr>
-            <w:tcW w:w="5861" w:type="dxa"/>
+            <w:tcW w:w="5862" w:type="dxa"/>
             <w:tcBorders>
               <w:top w:val="single" w:sz="2" w:space="0" w:color="CCCCCC"/>
               <w:start w:val="single" w:sz="2" w:space="0" w:color="CCCCCC"/>
@@ -5608,7 +5608,7 @@
         <w:trPr/>
         <w:tc>
           <w:tcPr>
-            <w:tcW w:w="3499" w:type="dxa"/>
+            <w:tcW w:w="3498" w:type="dxa"/>
             <w:tcBorders>
               <w:top w:val="single" w:sz="2" w:space="0" w:color="CCCCCC"/>
               <w:start w:val="single" w:sz="2" w:space="0" w:color="CCCCCC"/>
@@ -5637,7 +5637,7 @@
         </w:tc>
         <w:tc>
           <w:tcPr>
-            <w:tcW w:w="5861" w:type="dxa"/>
+            <w:tcW w:w="5862" w:type="dxa"/>
             <w:tcBorders>
               <w:top w:val="single" w:sz="2" w:space="0" w:color="CCCCCC"/>
               <w:start w:val="single" w:sz="2" w:space="0" w:color="CCCCCC"/>
@@ -5669,7 +5669,7 @@
         <w:trPr/>
         <w:tc>
           <w:tcPr>
-            <w:tcW w:w="3499" w:type="dxa"/>
+            <w:tcW w:w="3498" w:type="dxa"/>
             <w:tcBorders>
               <w:top w:val="single" w:sz="2" w:space="0" w:color="CCCCCC"/>
               <w:start w:val="single" w:sz="2" w:space="0" w:color="CCCCCC"/>
@@ -5698,7 +5698,7 @@
         </w:tc>
         <w:tc>
           <w:tcPr>
-            <w:tcW w:w="5861" w:type="dxa"/>
+            <w:tcW w:w="5862" w:type="dxa"/>
             <w:tcBorders>
               <w:top w:val="single" w:sz="2" w:space="0" w:color="CCCCCC"/>
               <w:start w:val="single" w:sz="2" w:space="0" w:color="CCCCCC"/>
@@ -5730,7 +5730,7 @@
         <w:trPr/>
         <w:tc>
           <w:tcPr>
-            <w:tcW w:w="3499" w:type="dxa"/>
+            <w:tcW w:w="3498" w:type="dxa"/>
             <w:tcBorders>
               <w:top w:val="single" w:sz="2" w:space="0" w:color="CCCCCC"/>
               <w:start w:val="single" w:sz="2" w:space="0" w:color="CCCCCC"/>
@@ -5759,7 +5759,7 @@
         </w:tc>
         <w:tc>
           <w:tcPr>
-            <w:tcW w:w="5861" w:type="dxa"/>
+            <w:tcW w:w="5862" w:type="dxa"/>
             <w:tcBorders>
               <w:top w:val="single" w:sz="2" w:space="0" w:color="CCCCCC"/>
               <w:start w:val="single" w:sz="2" w:space="0" w:color="CCCCCC"/>
@@ -5791,7 +5791,7 @@
         <w:trPr/>
         <w:tc>
           <w:tcPr>
-            <w:tcW w:w="3499" w:type="dxa"/>
+            <w:tcW w:w="3498" w:type="dxa"/>
             <w:tcBorders>
               <w:top w:val="single" w:sz="2" w:space="0" w:color="CCCCCC"/>
               <w:start w:val="single" w:sz="2" w:space="0" w:color="CCCCCC"/>
@@ -5820,7 +5820,7 @@
         </w:tc>
         <w:tc>
           <w:tcPr>
-            <w:tcW w:w="5861" w:type="dxa"/>
+            <w:tcW w:w="5862" w:type="dxa"/>
             <w:tcBorders>
               <w:top w:val="single" w:sz="2" w:space="0" w:color="CCCCCC"/>
               <w:start w:val="single" w:sz="2" w:space="0" w:color="CCCCCC"/>
@@ -5852,7 +5852,7 @@
         <w:trPr/>
         <w:tc>
           <w:tcPr>
-            <w:tcW w:w="3499" w:type="dxa"/>
+            <w:tcW w:w="3498" w:type="dxa"/>
             <w:tcBorders>
               <w:top w:val="single" w:sz="2" w:space="0" w:color="CCCCCC"/>
               <w:start w:val="single" w:sz="2" w:space="0" w:color="CCCCCC"/>
@@ -5881,7 +5881,7 @@
         </w:tc>
         <w:tc>
           <w:tcPr>
-            <w:tcW w:w="5861" w:type="dxa"/>
+            <w:tcW w:w="5862" w:type="dxa"/>
             <w:tcBorders>
               <w:top w:val="single" w:sz="2" w:space="0" w:color="CCCCCC"/>
               <w:start w:val="single" w:sz="2" w:space="0" w:color="CCCCCC"/>
@@ -5913,7 +5913,7 @@
         <w:trPr/>
         <w:tc>
           <w:tcPr>
-            <w:tcW w:w="3499" w:type="dxa"/>
+            <w:tcW w:w="3498" w:type="dxa"/>
             <w:tcBorders>
               <w:top w:val="single" w:sz="2" w:space="0" w:color="CCCCCC"/>
               <w:start w:val="single" w:sz="2" w:space="0" w:color="CCCCCC"/>
@@ -5942,7 +5942,7 @@
         </w:tc>
         <w:tc>
           <w:tcPr>
-            <w:tcW w:w="5861" w:type="dxa"/>
+            <w:tcW w:w="5862" w:type="dxa"/>
             <w:tcBorders>
               <w:top w:val="single" w:sz="2" w:space="0" w:color="CCCCCC"/>
               <w:start w:val="single" w:sz="2" w:space="0" w:color="CCCCCC"/>
@@ -5974,7 +5974,7 @@
         <w:trPr/>
         <w:tc>
           <w:tcPr>
-            <w:tcW w:w="3499" w:type="dxa"/>
+            <w:tcW w:w="3498" w:type="dxa"/>
             <w:tcBorders>
               <w:top w:val="single" w:sz="2" w:space="0" w:color="CCCCCC"/>
               <w:start w:val="single" w:sz="2" w:space="0" w:color="CCCCCC"/>
@@ -6003,7 +6003,7 @@
         </w:tc>
         <w:tc>
           <w:tcPr>
-            <w:tcW w:w="5861" w:type="dxa"/>
+            <w:tcW w:w="5862" w:type="dxa"/>
             <w:tcBorders>
               <w:top w:val="single" w:sz="2" w:space="0" w:color="CCCCCC"/>
               <w:start w:val="single" w:sz="2" w:space="0" w:color="CCCCCC"/>
@@ -6040,7 +6040,7 @@
       </w:pPr>
       <w:r>
         <w:rPr>
-          <w:rFonts w:eastAsia="Arial" w:cs="Arial" w:ascii="Arial" w:hAnsi="Arial"/>
+          <w:rFonts w:eastAsia="Arial" w:cs="Arial"/>
           <w:b/>
           <w:bCs/>
           <w:color w:val="1A1A2E"/>
@@ -6539,7 +6539,7 @@
       </w:pPr>
       <w:r>
         <w:rPr>
-          <w:rFonts w:eastAsia="Arial" w:cs="Arial" w:ascii="Arial" w:hAnsi="Arial"/>
+          <w:rFonts w:eastAsia="Arial" w:cs="Arial"/>
           <w:b/>
           <w:bCs/>
           <w:color w:val="C41E3A"/>
@@ -7144,7 +7144,7 @@
       </w:pPr>
       <w:r>
         <w:rPr>
-          <w:rFonts w:eastAsia="Arial" w:cs="Arial" w:ascii="Arial" w:hAnsi="Arial"/>
+          <w:rFonts w:eastAsia="Arial" w:cs="Arial"/>
           <w:b/>
           <w:bCs/>
           <w:color w:val="C41E3A"/>
@@ -7749,7 +7749,7 @@
       </w:pPr>
       <w:r>
         <w:rPr>
-          <w:rFonts w:eastAsia="Arial" w:cs="Arial" w:ascii="Arial" w:hAnsi="Arial"/>
+          <w:rFonts w:eastAsia="Arial" w:cs="Arial"/>
           <w:b/>
           <w:bCs/>
           <w:color w:val="C41E3A"/>
@@ -7794,7 +7794,7 @@
       </w:pPr>
       <w:r>
         <w:rPr>
-          <w:rFonts w:eastAsia="Arial" w:cs="Arial" w:ascii="Arial" w:hAnsi="Arial"/>
+          <w:rFonts w:eastAsia="Arial" w:cs="Arial"/>
           <w:b/>
           <w:bCs/>
           <w:color w:val="1A1A2E"/>
@@ -7819,9 +7819,9 @@
       </w:tblPr>
       <w:tblGrid>
         <w:gridCol w:w="2500"/>
-        <w:gridCol w:w="2299"/>
+        <w:gridCol w:w="2298"/>
         <w:gridCol w:w="2300"/>
-        <w:gridCol w:w="2261"/>
+        <w:gridCol w:w="2262"/>
       </w:tblGrid>
       <w:tr>
         <w:trPr/>
@@ -7856,7 +7856,7 @@
         </w:tc>
         <w:tc>
           <w:tcPr>
-            <w:tcW w:w="2299" w:type="dxa"/>
+            <w:tcW w:w="2298" w:type="dxa"/>
             <w:tcBorders>
               <w:top w:val="single" w:sz="2" w:space="0" w:color="CCCCCC"/>
               <w:start w:val="single" w:sz="2" w:space="0" w:color="CCCCCC"/>
@@ -7914,7 +7914,7 @@
         </w:tc>
         <w:tc>
           <w:tcPr>
-            <w:tcW w:w="2261" w:type="dxa"/>
+            <w:tcW w:w="2262" w:type="dxa"/>
             <w:tcBorders>
               <w:top w:val="single" w:sz="2" w:space="0" w:color="CCCCCC"/>
               <w:start w:val="single" w:sz="2" w:space="0" w:color="CCCCCC"/>
@@ -7975,7 +7975,7 @@
         </w:tc>
         <w:tc>
           <w:tcPr>
-            <w:tcW w:w="2299" w:type="dxa"/>
+            <w:tcW w:w="2298" w:type="dxa"/>
             <w:tcBorders>
               <w:top w:val="single" w:sz="2" w:space="0" w:color="CCCCCC"/>
               <w:start w:val="single" w:sz="2" w:space="0" w:color="CCCCCC"/>
@@ -8033,7 +8033,7 @@
         </w:tc>
         <w:tc>
           <w:tcPr>
-            <w:tcW w:w="2261" w:type="dxa"/>
+            <w:tcW w:w="2262" w:type="dxa"/>
             <w:tcBorders>
               <w:top w:val="single" w:sz="2" w:space="0" w:color="CCCCCC"/>
               <w:start w:val="single" w:sz="2" w:space="0" w:color="CCCCCC"/>
@@ -8094,7 +8094,7 @@
         </w:tc>
         <w:tc>
           <w:tcPr>
-            <w:tcW w:w="2299" w:type="dxa"/>
+            <w:tcW w:w="2298" w:type="dxa"/>
             <w:tcBorders>
               <w:top w:val="single" w:sz="2" w:space="0" w:color="CCCCCC"/>
               <w:start w:val="single" w:sz="2" w:space="0" w:color="CCCCCC"/>
@@ -8152,7 +8152,7 @@
         </w:tc>
         <w:tc>
           <w:tcPr>
-            <w:tcW w:w="2261" w:type="dxa"/>
+            <w:tcW w:w="2262" w:type="dxa"/>
             <w:tcBorders>
               <w:top w:val="single" w:sz="2" w:space="0" w:color="CCCCCC"/>
               <w:start w:val="single" w:sz="2" w:space="0" w:color="CCCCCC"/>
@@ -8213,7 +8213,7 @@
         </w:tc>
         <w:tc>
           <w:tcPr>
-            <w:tcW w:w="2299" w:type="dxa"/>
+            <w:tcW w:w="2298" w:type="dxa"/>
             <w:tcBorders>
               <w:top w:val="single" w:sz="2" w:space="0" w:color="CCCCCC"/>
               <w:start w:val="single" w:sz="2" w:space="0" w:color="CCCCCC"/>
@@ -8271,7 +8271,7 @@
         </w:tc>
         <w:tc>
           <w:tcPr>
-            <w:tcW w:w="2261" w:type="dxa"/>
+            <w:tcW w:w="2262" w:type="dxa"/>
             <w:tcBorders>
               <w:top w:val="single" w:sz="2" w:space="0" w:color="CCCCCC"/>
               <w:start w:val="single" w:sz="2" w:space="0" w:color="CCCCCC"/>
@@ -8332,7 +8332,7 @@
         </w:tc>
         <w:tc>
           <w:tcPr>
-            <w:tcW w:w="2299" w:type="dxa"/>
+            <w:tcW w:w="2298" w:type="dxa"/>
             <w:tcBorders>
               <w:top w:val="single" w:sz="2" w:space="0" w:color="CCCCCC"/>
               <w:start w:val="single" w:sz="2" w:space="0" w:color="CCCCCC"/>
@@ -8390,7 +8390,7 @@
         </w:tc>
         <w:tc>
           <w:tcPr>
-            <w:tcW w:w="2261" w:type="dxa"/>
+            <w:tcW w:w="2262" w:type="dxa"/>
             <w:tcBorders>
               <w:top w:val="single" w:sz="2" w:space="0" w:color="CCCCCC"/>
               <w:start w:val="single" w:sz="2" w:space="0" w:color="CCCCCC"/>
@@ -8451,7 +8451,7 @@
         </w:tc>
         <w:tc>
           <w:tcPr>
-            <w:tcW w:w="2299" w:type="dxa"/>
+            <w:tcW w:w="2298" w:type="dxa"/>
             <w:tcBorders>
               <w:top w:val="single" w:sz="2" w:space="0" w:color="CCCCCC"/>
               <w:start w:val="single" w:sz="2" w:space="0" w:color="CCCCCC"/>
@@ -8509,7 +8509,7 @@
         </w:tc>
         <w:tc>
           <w:tcPr>
-            <w:tcW w:w="2261" w:type="dxa"/>
+            <w:tcW w:w="2262" w:type="dxa"/>
             <w:tcBorders>
               <w:top w:val="single" w:sz="2" w:space="0" w:color="CCCCCC"/>
               <w:start w:val="single" w:sz="2" w:space="0" w:color="CCCCCC"/>
@@ -8639,7 +8639,7 @@
       </w:pPr>
       <w:r>
         <w:rPr>
-          <w:rFonts w:eastAsia="Arial" w:cs="Arial" w:ascii="Arial" w:hAnsi="Arial"/>
+          <w:rFonts w:eastAsia="Arial" w:cs="Arial"/>
           <w:b/>
           <w:bCs/>
           <w:color w:val="C41E3A"/>
@@ -8663,15 +8663,15 @@
         </w:tblCellMar>
       </w:tblPr>
       <w:tblGrid>
-        <w:gridCol w:w="1799"/>
-        <w:gridCol w:w="2001"/>
+        <w:gridCol w:w="1798"/>
+        <w:gridCol w:w="2002"/>
         <w:gridCol w:w="5560"/>
       </w:tblGrid>
       <w:tr>
         <w:trPr/>
         <w:tc>
           <w:tcPr>
-            <w:tcW w:w="1799" w:type="dxa"/>
+            <w:tcW w:w="1798" w:type="dxa"/>
             <w:tcBorders>
               <w:top w:val="single" w:sz="2" w:space="0" w:color="CCCCCC"/>
               <w:start w:val="single" w:sz="2" w:space="0" w:color="CCCCCC"/>
@@ -8700,7 +8700,7 @@
         </w:tc>
         <w:tc>
           <w:tcPr>
-            <w:tcW w:w="2001" w:type="dxa"/>
+            <w:tcW w:w="2002" w:type="dxa"/>
             <w:tcBorders>
               <w:top w:val="single" w:sz="2" w:space="0" w:color="CCCCCC"/>
               <w:start w:val="single" w:sz="2" w:space="0" w:color="CCCCCC"/>
@@ -8761,7 +8761,7 @@
         <w:trPr/>
         <w:tc>
           <w:tcPr>
-            <w:tcW w:w="1799" w:type="dxa"/>
+            <w:tcW w:w="1798" w:type="dxa"/>
             <w:tcBorders>
               <w:top w:val="single" w:sz="2" w:space="0" w:color="CCCCCC"/>
               <w:start w:val="single" w:sz="2" w:space="0" w:color="CCCCCC"/>
@@ -8790,7 +8790,7 @@
         </w:tc>
         <w:tc>
           <w:tcPr>
-            <w:tcW w:w="2001" w:type="dxa"/>
+            <w:tcW w:w="2002" w:type="dxa"/>
             <w:tcBorders>
               <w:top w:val="single" w:sz="2" w:space="0" w:color="CCCCCC"/>
               <w:start w:val="single" w:sz="2" w:space="0" w:color="CCCCCC"/>
@@ -8851,7 +8851,7 @@
         <w:trPr/>
         <w:tc>
           <w:tcPr>
-            <w:tcW w:w="1799" w:type="dxa"/>
+            <w:tcW w:w="1798" w:type="dxa"/>
             <w:tcBorders>
               <w:top w:val="single" w:sz="2" w:space="0" w:color="CCCCCC"/>
               <w:start w:val="single" w:sz="2" w:space="0" w:color="CCCCCC"/>
@@ -8880,7 +8880,7 @@
         </w:tc>
         <w:tc>
           <w:tcPr>
-            <w:tcW w:w="2001" w:type="dxa"/>
+            <w:tcW w:w="2002" w:type="dxa"/>
             <w:tcBorders>
               <w:top w:val="single" w:sz="2" w:space="0" w:color="CCCCCC"/>
               <w:start w:val="single" w:sz="2" w:space="0" w:color="CCCCCC"/>
@@ -8941,7 +8941,7 @@
         <w:trPr/>
         <w:tc>
           <w:tcPr>
-            <w:tcW w:w="1799" w:type="dxa"/>
+            <w:tcW w:w="1798" w:type="dxa"/>
             <w:tcBorders>
               <w:top w:val="single" w:sz="2" w:space="0" w:color="CCCCCC"/>
               <w:start w:val="single" w:sz="2" w:space="0" w:color="CCCCCC"/>
@@ -8970,7 +8970,7 @@
         </w:tc>
         <w:tc>
           <w:tcPr>
-            <w:tcW w:w="2001" w:type="dxa"/>
+            <w:tcW w:w="2002" w:type="dxa"/>
             <w:tcBorders>
               <w:top w:val="single" w:sz="2" w:space="0" w:color="CCCCCC"/>
               <w:start w:val="single" w:sz="2" w:space="0" w:color="CCCCCC"/>
@@ -9031,7 +9031,7 @@
         <w:trPr/>
         <w:tc>
           <w:tcPr>
-            <w:tcW w:w="1799" w:type="dxa"/>
+            <w:tcW w:w="1798" w:type="dxa"/>
             <w:tcBorders>
               <w:top w:val="single" w:sz="2" w:space="0" w:color="CCCCCC"/>
               <w:start w:val="single" w:sz="2" w:space="0" w:color="CCCCCC"/>
@@ -9060,7 +9060,7 @@
         </w:tc>
         <w:tc>
           <w:tcPr>
-            <w:tcW w:w="2001" w:type="dxa"/>
+            <w:tcW w:w="2002" w:type="dxa"/>
             <w:tcBorders>
               <w:top w:val="single" w:sz="2" w:space="0" w:color="CCCCCC"/>
               <w:start w:val="single" w:sz="2" w:space="0" w:color="CCCCCC"/>
@@ -9121,7 +9121,7 @@
         <w:trPr/>
         <w:tc>
           <w:tcPr>
-            <w:tcW w:w="1799" w:type="dxa"/>
+            <w:tcW w:w="1798" w:type="dxa"/>
             <w:tcBorders>
               <w:top w:val="single" w:sz="2" w:space="0" w:color="CCCCCC"/>
               <w:start w:val="single" w:sz="2" w:space="0" w:color="CCCCCC"/>
@@ -9150,7 +9150,7 @@
         </w:tc>
         <w:tc>
           <w:tcPr>
-            <w:tcW w:w="2001" w:type="dxa"/>
+            <w:tcW w:w="2002" w:type="dxa"/>
             <w:tcBorders>
               <w:top w:val="single" w:sz="2" w:space="0" w:color="CCCCCC"/>
               <w:start w:val="single" w:sz="2" w:space="0" w:color="CCCCCC"/>
@@ -9211,7 +9211,7 @@
         <w:trPr/>
         <w:tc>
           <w:tcPr>
-            <w:tcW w:w="1799" w:type="dxa"/>
+            <w:tcW w:w="1798" w:type="dxa"/>
             <w:tcBorders>
               <w:top w:val="single" w:sz="2" w:space="0" w:color="CCCCCC"/>
               <w:start w:val="single" w:sz="2" w:space="0" w:color="CCCCCC"/>
@@ -9240,7 +9240,7 @@
         </w:tc>
         <w:tc>
           <w:tcPr>
-            <w:tcW w:w="2001" w:type="dxa"/>
+            <w:tcW w:w="2002" w:type="dxa"/>
             <w:tcBorders>
               <w:top w:val="single" w:sz="2" w:space="0" w:color="CCCCCC"/>
               <w:start w:val="single" w:sz="2" w:space="0" w:color="CCCCCC"/>
@@ -9318,7 +9318,7 @@
       </w:pPr>
       <w:r>
         <w:rPr>
-          <w:rFonts w:eastAsia="Arial" w:cs="Arial" w:ascii="Arial" w:hAnsi="Arial"/>
+          <w:rFonts w:eastAsia="Arial" w:cs="Arial"/>
           <w:b/>
           <w:bCs/>
           <w:color w:val="C41E3A"/>
@@ -10269,6 +10269,7 @@
     <w:qFormat/>
     <w:pPr>
       <w:widowControl/>
+      <w:suppressAutoHyphens w:val="true"/>
       <w:bidi w:val="0"/>
       <w:spacing w:before="0" w:after="0"/>
       <w:jc w:val="start"/>
@@ -10284,7 +10285,7 @@
   </w:style>
   <w:style w:type="paragraph" w:styleId="Heading1">
     <w:name w:val="heading 1"/>
-    <w:basedOn w:val="berschrift"/>
+    <w:basedOn w:val="berschriftuser"/>
     <w:qFormat/>
     <w:pPr>
       <w:spacing w:before="360" w:after="200"/>
@@ -10301,7 +10302,7 @@
   </w:style>
   <w:style w:type="paragraph" w:styleId="Heading2">
     <w:name w:val="heading 2"/>
-    <w:basedOn w:val="berschrift"/>
+    <w:basedOn w:val="berschriftuser"/>
     <w:qFormat/>
     <w:pPr>
       <w:spacing w:before="240" w:after="160"/>
@@ -10318,7 +10319,7 @@
   </w:style>
   <w:style w:type="paragraph" w:styleId="Heading3">
     <w:name w:val="heading 3"/>
-    <w:basedOn w:val="berschrift"/>
+    <w:basedOn w:val="berschriftuser"/>
     <w:qFormat/>
     <w:pPr/>
     <w:rPr>
@@ -10329,7 +10330,7 @@
   </w:style>
   <w:style w:type="paragraph" w:styleId="Heading4">
     <w:name w:val="heading 4"/>
-    <w:basedOn w:val="berschrift"/>
+    <w:basedOn w:val="berschriftuser"/>
     <w:qFormat/>
     <w:pPr/>
     <w:rPr>
@@ -10340,7 +10341,7 @@
   </w:style>
   <w:style w:type="paragraph" w:styleId="Heading5">
     <w:name w:val="heading 5"/>
-    <w:basedOn w:val="berschrift"/>
+    <w:basedOn w:val="berschriftuser"/>
     <w:qFormat/>
     <w:pPr/>
     <w:rPr>
@@ -10349,7 +10350,7 @@
   </w:style>
   <w:style w:type="paragraph" w:styleId="Heading6">
     <w:name w:val="heading 6"/>
-    <w:basedOn w:val="berschrift"/>
+    <w:basedOn w:val="berschriftuser"/>
     <w:qFormat/>
     <w:pPr/>
     <w:rPr>
@@ -10365,11 +10366,18 @@
       <w:u w:val="single"/>
     </w:rPr>
   </w:style>
-  <w:style w:type="character" w:styleId="Funotenzeichen">
-    <w:name w:val="Fußnotenzeichen"/>
+  <w:style w:type="character" w:styleId="Funotenzeichenuser">
+    <w:name w:val="Fußnotenzeichen (user)"/>
     <w:uiPriority w:val="99"/>
     <w:semiHidden/>
     <w:unhideWhenUsed/>
+    <w:qFormat/>
+    <w:rPr>
+      <w:vertAlign w:val="superscript"/>
+    </w:rPr>
+  </w:style>
+  <w:style w:type="character" w:styleId="Funotenzeichen">
+    <w:name w:val="Fußnotenzeichen"/>
     <w:qFormat/>
     <w:rPr>
       <w:vertAlign w:val="superscript"/>
@@ -10450,9 +10458,35 @@
       <w:rFonts w:cs="Arial"/>
     </w:rPr>
   </w:style>
+  <w:style w:type="paragraph" w:styleId="berschriftuser">
+    <w:name w:val="Überschrift (user)"/>
+    <w:basedOn w:val="Normal"/>
+    <w:next w:val="BodyText"/>
+    <w:qFormat/>
+    <w:pPr>
+      <w:keepNext w:val="true"/>
+      <w:spacing w:before="240" w:after="120"/>
+    </w:pPr>
+    <w:rPr>
+      <w:rFonts w:ascii="Liberation Sans" w:hAnsi="Liberation Sans" w:eastAsia="Microsoft YaHei" w:cs="Arial"/>
+      <w:sz w:val="28"/>
+      <w:szCs w:val="28"/>
+    </w:rPr>
+  </w:style>
+  <w:style w:type="paragraph" w:styleId="Verzeichnisuser">
+    <w:name w:val="Verzeichnis (user)"/>
+    <w:basedOn w:val="Normal"/>
+    <w:qFormat/>
+    <w:pPr>
+      <w:suppressLineNumbers/>
+    </w:pPr>
+    <w:rPr>
+      <w:rFonts w:cs="Arial"/>
+    </w:rPr>
+  </w:style>
   <w:style w:type="paragraph" w:styleId="Title">
     <w:name w:val="Title"/>
-    <w:basedOn w:val="berschrift"/>
+    <w:basedOn w:val="berschriftuser"/>
     <w:qFormat/>
     <w:pPr/>
     <w:rPr>
@@ -10465,6 +10499,7 @@
     <w:qFormat/>
     <w:pPr>
       <w:widowControl/>
+      <w:suppressAutoHyphens w:val="true"/>
       <w:bidi w:val="0"/>
       <w:spacing w:before="0" w:after="0"/>
       <w:jc w:val="start"/>
@@ -10485,6 +10520,7 @@
     <w:qFormat/>
     <w:pPr>
       <w:widowControl/>
+      <w:suppressAutoHyphens w:val="true"/>
       <w:bidi w:val="0"/>
       <w:spacing w:before="0" w:after="0"/>
       <w:jc w:val="start"/>
@@ -10513,6 +10549,13 @@
       <w:szCs w:val="20"/>
     </w:rPr>
   </w:style>
+  <w:style w:type="paragraph" w:styleId="Kopf-Fuzeileuser">
+    <w:name w:val="Kopf-/Fußzeile (user)"/>
+    <w:basedOn w:val="Normal"/>
+    <w:qFormat/>
+    <w:pPr/>
+    <w:rPr/>
+  </w:style>
   <w:style w:type="paragraph" w:styleId="Kopf-Fuzeile">
     <w:name w:val="Kopf-/Fußzeile"/>
     <w:basedOn w:val="Normal"/>
@@ -10522,13 +10565,13 @@
   </w:style>
   <w:style w:type="paragraph" w:styleId="Header">
     <w:name w:val="header"/>
-    <w:basedOn w:val="Kopf-Fuzeile"/>
+    <w:basedOn w:val="Kopf-Fuzeileuser"/>
     <w:pPr/>
     <w:rPr/>
   </w:style>
   <w:style w:type="paragraph" w:styleId="Footer">
     <w:name w:val="footer"/>
-    <w:basedOn w:val="Kopf-Fuzeile"/>
+    <w:basedOn w:val="Kopf-Fuzeileuser"/>
     <w:pPr/>
     <w:rPr/>
   </w:style>

--- a/HellBurn_Whitepaper_v3.0_DE.docx
+++ b/HellBurn_Whitepaper_v3.0_DE.docx
@@ -574,14 +574,14 @@
         </w:tblCellMar>
       </w:tblPr>
       <w:tblGrid>
-        <w:gridCol w:w="3498"/>
-        <w:gridCol w:w="5862"/>
+        <w:gridCol w:w="3497"/>
+        <w:gridCol w:w="5863"/>
       </w:tblGrid>
       <w:tr>
         <w:trPr/>
         <w:tc>
           <w:tcPr>
-            <w:tcW w:w="3498" w:type="dxa"/>
+            <w:tcW w:w="3497" w:type="dxa"/>
             <w:tcBorders>
               <w:top w:val="single" w:sz="2" w:space="0" w:color="CCCCCC"/>
               <w:start w:val="single" w:sz="2" w:space="0" w:color="CCCCCC"/>
@@ -610,7 +610,7 @@
         </w:tc>
         <w:tc>
           <w:tcPr>
-            <w:tcW w:w="5862" w:type="dxa"/>
+            <w:tcW w:w="5863" w:type="dxa"/>
             <w:tcBorders>
               <w:top w:val="single" w:sz="2" w:space="0" w:color="CCCCCC"/>
               <w:start w:val="single" w:sz="2" w:space="0" w:color="CCCCCC"/>
@@ -642,7 +642,7 @@
         <w:trPr/>
         <w:tc>
           <w:tcPr>
-            <w:tcW w:w="3498" w:type="dxa"/>
+            <w:tcW w:w="3497" w:type="dxa"/>
             <w:tcBorders>
               <w:top w:val="single" w:sz="2" w:space="0" w:color="CCCCCC"/>
               <w:start w:val="single" w:sz="2" w:space="0" w:color="CCCCCC"/>
@@ -671,7 +671,7 @@
         </w:tc>
         <w:tc>
           <w:tcPr>
-            <w:tcW w:w="5862" w:type="dxa"/>
+            <w:tcW w:w="5863" w:type="dxa"/>
             <w:tcBorders>
               <w:top w:val="single" w:sz="2" w:space="0" w:color="CCCCCC"/>
               <w:start w:val="single" w:sz="2" w:space="0" w:color="CCCCCC"/>
@@ -703,7 +703,7 @@
         <w:trPr/>
         <w:tc>
           <w:tcPr>
-            <w:tcW w:w="3498" w:type="dxa"/>
+            <w:tcW w:w="3497" w:type="dxa"/>
             <w:tcBorders>
               <w:top w:val="single" w:sz="2" w:space="0" w:color="CCCCCC"/>
               <w:start w:val="single" w:sz="2" w:space="0" w:color="CCCCCC"/>
@@ -732,7 +732,7 @@
         </w:tc>
         <w:tc>
           <w:tcPr>
-            <w:tcW w:w="5862" w:type="dxa"/>
+            <w:tcW w:w="5863" w:type="dxa"/>
             <w:tcBorders>
               <w:top w:val="single" w:sz="2" w:space="0" w:color="CCCCCC"/>
               <w:start w:val="single" w:sz="2" w:space="0" w:color="CCCCCC"/>
@@ -764,7 +764,7 @@
         <w:trPr/>
         <w:tc>
           <w:tcPr>
-            <w:tcW w:w="3498" w:type="dxa"/>
+            <w:tcW w:w="3497" w:type="dxa"/>
             <w:tcBorders>
               <w:top w:val="single" w:sz="2" w:space="0" w:color="CCCCCC"/>
               <w:start w:val="single" w:sz="2" w:space="0" w:color="CCCCCC"/>
@@ -793,7 +793,7 @@
         </w:tc>
         <w:tc>
           <w:tcPr>
-            <w:tcW w:w="5862" w:type="dxa"/>
+            <w:tcW w:w="5863" w:type="dxa"/>
             <w:tcBorders>
               <w:top w:val="single" w:sz="2" w:space="0" w:color="CCCCCC"/>
               <w:start w:val="single" w:sz="2" w:space="0" w:color="CCCCCC"/>
@@ -825,7 +825,7 @@
         <w:trPr/>
         <w:tc>
           <w:tcPr>
-            <w:tcW w:w="3498" w:type="dxa"/>
+            <w:tcW w:w="3497" w:type="dxa"/>
             <w:tcBorders>
               <w:top w:val="single" w:sz="2" w:space="0" w:color="CCCCCC"/>
               <w:start w:val="single" w:sz="2" w:space="0" w:color="CCCCCC"/>
@@ -854,7 +854,7 @@
         </w:tc>
         <w:tc>
           <w:tcPr>
-            <w:tcW w:w="5862" w:type="dxa"/>
+            <w:tcW w:w="5863" w:type="dxa"/>
             <w:tcBorders>
               <w:top w:val="single" w:sz="2" w:space="0" w:color="CCCCCC"/>
               <w:start w:val="single" w:sz="2" w:space="0" w:color="CCCCCC"/>
@@ -886,7 +886,7 @@
         <w:trPr/>
         <w:tc>
           <w:tcPr>
-            <w:tcW w:w="3498" w:type="dxa"/>
+            <w:tcW w:w="3497" w:type="dxa"/>
             <w:tcBorders>
               <w:top w:val="single" w:sz="2" w:space="0" w:color="CCCCCC"/>
               <w:start w:val="single" w:sz="2" w:space="0" w:color="CCCCCC"/>
@@ -915,7 +915,7 @@
         </w:tc>
         <w:tc>
           <w:tcPr>
-            <w:tcW w:w="5862" w:type="dxa"/>
+            <w:tcW w:w="5863" w:type="dxa"/>
             <w:tcBorders>
               <w:top w:val="single" w:sz="2" w:space="0" w:color="CCCCCC"/>
               <w:start w:val="single" w:sz="2" w:space="0" w:color="CCCCCC"/>
@@ -947,7 +947,7 @@
         <w:trPr/>
         <w:tc>
           <w:tcPr>
-            <w:tcW w:w="3498" w:type="dxa"/>
+            <w:tcW w:w="3497" w:type="dxa"/>
             <w:tcBorders>
               <w:top w:val="single" w:sz="2" w:space="0" w:color="CCCCCC"/>
               <w:start w:val="single" w:sz="2" w:space="0" w:color="CCCCCC"/>
@@ -976,7 +976,7 @@
         </w:tc>
         <w:tc>
           <w:tcPr>
-            <w:tcW w:w="5862" w:type="dxa"/>
+            <w:tcW w:w="5863" w:type="dxa"/>
             <w:tcBorders>
               <w:top w:val="single" w:sz="2" w:space="0" w:color="CCCCCC"/>
               <w:start w:val="single" w:sz="2" w:space="0" w:color="CCCCCC"/>
@@ -1008,7 +1008,7 @@
         <w:trPr/>
         <w:tc>
           <w:tcPr>
-            <w:tcW w:w="3498" w:type="dxa"/>
+            <w:tcW w:w="3497" w:type="dxa"/>
             <w:tcBorders>
               <w:top w:val="single" w:sz="2" w:space="0" w:color="CCCCCC"/>
               <w:start w:val="single" w:sz="2" w:space="0" w:color="CCCCCC"/>
@@ -1037,7 +1037,7 @@
         </w:tc>
         <w:tc>
           <w:tcPr>
-            <w:tcW w:w="5862" w:type="dxa"/>
+            <w:tcW w:w="5863" w:type="dxa"/>
             <w:tcBorders>
               <w:top w:val="single" w:sz="2" w:space="0" w:color="CCCCCC"/>
               <w:start w:val="single" w:sz="2" w:space="0" w:color="CCCCCC"/>
@@ -1069,7 +1069,7 @@
         <w:trPr/>
         <w:tc>
           <w:tcPr>
-            <w:tcW w:w="3498" w:type="dxa"/>
+            <w:tcW w:w="3497" w:type="dxa"/>
             <w:tcBorders>
               <w:top w:val="single" w:sz="2" w:space="0" w:color="CCCCCC"/>
               <w:start w:val="single" w:sz="2" w:space="0" w:color="CCCCCC"/>
@@ -1098,7 +1098,7 @@
         </w:tc>
         <w:tc>
           <w:tcPr>
-            <w:tcW w:w="5862" w:type="dxa"/>
+            <w:tcW w:w="5863" w:type="dxa"/>
             <w:tcBorders>
               <w:top w:val="single" w:sz="2" w:space="0" w:color="CCCCCC"/>
               <w:start w:val="single" w:sz="2" w:space="0" w:color="CCCCCC"/>
@@ -1988,14 +1988,14 @@
         </w:tblCellMar>
       </w:tblPr>
       <w:tblGrid>
-        <w:gridCol w:w="2798"/>
-        <w:gridCol w:w="6562"/>
+        <w:gridCol w:w="2797"/>
+        <w:gridCol w:w="6563"/>
       </w:tblGrid>
       <w:tr>
         <w:trPr/>
         <w:tc>
           <w:tcPr>
-            <w:tcW w:w="2798" w:type="dxa"/>
+            <w:tcW w:w="2797" w:type="dxa"/>
             <w:tcBorders>
               <w:top w:val="single" w:sz="2" w:space="0" w:color="CCCCCC"/>
               <w:start w:val="single" w:sz="2" w:space="0" w:color="CCCCCC"/>
@@ -2024,7 +2024,7 @@
         </w:tc>
         <w:tc>
           <w:tcPr>
-            <w:tcW w:w="6562" w:type="dxa"/>
+            <w:tcW w:w="6563" w:type="dxa"/>
             <w:tcBorders>
               <w:top w:val="single" w:sz="2" w:space="0" w:color="CCCCCC"/>
               <w:start w:val="single" w:sz="2" w:space="0" w:color="CCCCCC"/>
@@ -2056,7 +2056,7 @@
         <w:trPr/>
         <w:tc>
           <w:tcPr>
-            <w:tcW w:w="2798" w:type="dxa"/>
+            <w:tcW w:w="2797" w:type="dxa"/>
             <w:tcBorders>
               <w:top w:val="single" w:sz="2" w:space="0" w:color="CCCCCC"/>
               <w:start w:val="single" w:sz="2" w:space="0" w:color="CCCCCC"/>
@@ -2085,7 +2085,7 @@
         </w:tc>
         <w:tc>
           <w:tcPr>
-            <w:tcW w:w="6562" w:type="dxa"/>
+            <w:tcW w:w="6563" w:type="dxa"/>
             <w:tcBorders>
               <w:top w:val="single" w:sz="2" w:space="0" w:color="CCCCCC"/>
               <w:start w:val="single" w:sz="2" w:space="0" w:color="CCCCCC"/>
@@ -2117,7 +2117,7 @@
         <w:trPr/>
         <w:tc>
           <w:tcPr>
-            <w:tcW w:w="2798" w:type="dxa"/>
+            <w:tcW w:w="2797" w:type="dxa"/>
             <w:tcBorders>
               <w:top w:val="single" w:sz="2" w:space="0" w:color="CCCCCC"/>
               <w:start w:val="single" w:sz="2" w:space="0" w:color="CCCCCC"/>
@@ -2146,7 +2146,7 @@
         </w:tc>
         <w:tc>
           <w:tcPr>
-            <w:tcW w:w="6562" w:type="dxa"/>
+            <w:tcW w:w="6563" w:type="dxa"/>
             <w:tcBorders>
               <w:top w:val="single" w:sz="2" w:space="0" w:color="CCCCCC"/>
               <w:start w:val="single" w:sz="2" w:space="0" w:color="CCCCCC"/>
@@ -2178,7 +2178,7 @@
         <w:trPr/>
         <w:tc>
           <w:tcPr>
-            <w:tcW w:w="2798" w:type="dxa"/>
+            <w:tcW w:w="2797" w:type="dxa"/>
             <w:tcBorders>
               <w:top w:val="single" w:sz="2" w:space="0" w:color="CCCCCC"/>
               <w:start w:val="single" w:sz="2" w:space="0" w:color="CCCCCC"/>
@@ -2207,7 +2207,7 @@
         </w:tc>
         <w:tc>
           <w:tcPr>
-            <w:tcW w:w="6562" w:type="dxa"/>
+            <w:tcW w:w="6563" w:type="dxa"/>
             <w:tcBorders>
               <w:top w:val="single" w:sz="2" w:space="0" w:color="CCCCCC"/>
               <w:start w:val="single" w:sz="2" w:space="0" w:color="CCCCCC"/>
@@ -2239,7 +2239,7 @@
         <w:trPr/>
         <w:tc>
           <w:tcPr>
-            <w:tcW w:w="2798" w:type="dxa"/>
+            <w:tcW w:w="2797" w:type="dxa"/>
             <w:tcBorders>
               <w:top w:val="single" w:sz="2" w:space="0" w:color="CCCCCC"/>
               <w:start w:val="single" w:sz="2" w:space="0" w:color="CCCCCC"/>
@@ -2268,7 +2268,7 @@
         </w:tc>
         <w:tc>
           <w:tcPr>
-            <w:tcW w:w="6562" w:type="dxa"/>
+            <w:tcW w:w="6563" w:type="dxa"/>
             <w:tcBorders>
               <w:top w:val="single" w:sz="2" w:space="0" w:color="CCCCCC"/>
               <w:start w:val="single" w:sz="2" w:space="0" w:color="CCCCCC"/>
@@ -2300,7 +2300,7 @@
         <w:trPr/>
         <w:tc>
           <w:tcPr>
-            <w:tcW w:w="2798" w:type="dxa"/>
+            <w:tcW w:w="2797" w:type="dxa"/>
             <w:tcBorders>
               <w:top w:val="single" w:sz="2" w:space="0" w:color="CCCCCC"/>
               <w:start w:val="single" w:sz="2" w:space="0" w:color="CCCCCC"/>
@@ -2329,7 +2329,7 @@
         </w:tc>
         <w:tc>
           <w:tcPr>
-            <w:tcW w:w="6562" w:type="dxa"/>
+            <w:tcW w:w="6563" w:type="dxa"/>
             <w:tcBorders>
               <w:top w:val="single" w:sz="2" w:space="0" w:color="CCCCCC"/>
               <w:start w:val="single" w:sz="2" w:space="0" w:color="CCCCCC"/>
@@ -2530,7 +2530,7 @@
           <w:sz w:val="21"/>
           <w:szCs w:val="21"/>
         </w:rPr>
-        <w:t>Nach der Contract-LP-Erstellung kann jeder (einschließlich des Gründers) zusätzliche Liquidität zum selben Uniswap V3 Pool als separate Position hinzufügen. Das ist vollständig transparent auf Etherscan. Der Gründer plant, persönliches ETH als zusätzliche Liquidität hinzuzufügen, sichtbar als separate LP-Position.</w:t>
+        <w:t xml:space="preserve">Nach der Contract-LP-Erstellung kann jeder (einschließlich des Gründers) zusätzliche Liquidität zum selben Uniswap V3 Pool als separate Position hinzufügen. Das ist vollständig transparent auf Etherscan. </w:t>
       </w:r>
     </w:p>
     <w:p>
@@ -2604,8 +2604,8 @@
       </w:tblPr>
       <w:tblGrid>
         <w:gridCol w:w="2000"/>
-        <w:gridCol w:w="1498"/>
-        <w:gridCol w:w="1502"/>
+        <w:gridCol w:w="1497"/>
+        <w:gridCol w:w="1503"/>
         <w:gridCol w:w="1800"/>
         <w:gridCol w:w="2560"/>
       </w:tblGrid>
@@ -2642,7 +2642,7 @@
         </w:tc>
         <w:tc>
           <w:tcPr>
-            <w:tcW w:w="1498" w:type="dxa"/>
+            <w:tcW w:w="1497" w:type="dxa"/>
             <w:tcBorders>
               <w:top w:val="single" w:sz="2" w:space="0" w:color="CCCCCC"/>
               <w:start w:val="single" w:sz="2" w:space="0" w:color="CCCCCC"/>
@@ -2671,7 +2671,7 @@
         </w:tc>
         <w:tc>
           <w:tcPr>
-            <w:tcW w:w="1502" w:type="dxa"/>
+            <w:tcW w:w="1503" w:type="dxa"/>
             <w:tcBorders>
               <w:top w:val="single" w:sz="2" w:space="0" w:color="CCCCCC"/>
               <w:start w:val="single" w:sz="2" w:space="0" w:color="CCCCCC"/>
@@ -2790,7 +2790,7 @@
         </w:tc>
         <w:tc>
           <w:tcPr>
-            <w:tcW w:w="1498" w:type="dxa"/>
+            <w:tcW w:w="1497" w:type="dxa"/>
             <w:tcBorders>
               <w:top w:val="single" w:sz="2" w:space="0" w:color="CCCCCC"/>
               <w:start w:val="single" w:sz="2" w:space="0" w:color="CCCCCC"/>
@@ -2819,7 +2819,7 @@
         </w:tc>
         <w:tc>
           <w:tcPr>
-            <w:tcW w:w="1502" w:type="dxa"/>
+            <w:tcW w:w="1503" w:type="dxa"/>
             <w:tcBorders>
               <w:top w:val="single" w:sz="2" w:space="0" w:color="CCCCCC"/>
               <w:start w:val="single" w:sz="2" w:space="0" w:color="CCCCCC"/>
@@ -2938,7 +2938,7 @@
         </w:tc>
         <w:tc>
           <w:tcPr>
-            <w:tcW w:w="1498" w:type="dxa"/>
+            <w:tcW w:w="1497" w:type="dxa"/>
             <w:tcBorders>
               <w:top w:val="single" w:sz="2" w:space="0" w:color="CCCCCC"/>
               <w:start w:val="single" w:sz="2" w:space="0" w:color="CCCCCC"/>
@@ -2967,7 +2967,7 @@
         </w:tc>
         <w:tc>
           <w:tcPr>
-            <w:tcW w:w="1502" w:type="dxa"/>
+            <w:tcW w:w="1503" w:type="dxa"/>
             <w:tcBorders>
               <w:top w:val="single" w:sz="2" w:space="0" w:color="CCCCCC"/>
               <w:start w:val="single" w:sz="2" w:space="0" w:color="CCCCCC"/>
@@ -3086,7 +3086,7 @@
         </w:tc>
         <w:tc>
           <w:tcPr>
-            <w:tcW w:w="1498" w:type="dxa"/>
+            <w:tcW w:w="1497" w:type="dxa"/>
             <w:tcBorders>
               <w:top w:val="single" w:sz="2" w:space="0" w:color="CCCCCC"/>
               <w:start w:val="single" w:sz="2" w:space="0" w:color="CCCCCC"/>
@@ -3115,7 +3115,7 @@
         </w:tc>
         <w:tc>
           <w:tcPr>
-            <w:tcW w:w="1502" w:type="dxa"/>
+            <w:tcW w:w="1503" w:type="dxa"/>
             <w:tcBorders>
               <w:top w:val="single" w:sz="2" w:space="0" w:color="CCCCCC"/>
               <w:start w:val="single" w:sz="2" w:space="0" w:color="CCCCCC"/>
@@ -3234,7 +3234,7 @@
         </w:tc>
         <w:tc>
           <w:tcPr>
-            <w:tcW w:w="1498" w:type="dxa"/>
+            <w:tcW w:w="1497" w:type="dxa"/>
             <w:tcBorders>
               <w:top w:val="single" w:sz="2" w:space="0" w:color="CCCCCC"/>
               <w:start w:val="single" w:sz="2" w:space="0" w:color="CCCCCC"/>
@@ -3263,7 +3263,7 @@
         </w:tc>
         <w:tc>
           <w:tcPr>
-            <w:tcW w:w="1502" w:type="dxa"/>
+            <w:tcW w:w="1503" w:type="dxa"/>
             <w:tcBorders>
               <w:top w:val="single" w:sz="2" w:space="0" w:color="CCCCCC"/>
               <w:start w:val="single" w:sz="2" w:space="0" w:color="CCCCCC"/>
@@ -3799,8 +3799,8 @@
       <w:tblGrid>
         <w:gridCol w:w="2500"/>
         <w:gridCol w:w="2000"/>
-        <w:gridCol w:w="1998"/>
-        <w:gridCol w:w="2862"/>
+        <w:gridCol w:w="1997"/>
+        <w:gridCol w:w="2863"/>
       </w:tblGrid>
       <w:tr>
         <w:trPr/>
@@ -3864,7 +3864,7 @@
         </w:tc>
         <w:tc>
           <w:tcPr>
-            <w:tcW w:w="1998" w:type="dxa"/>
+            <w:tcW w:w="1997" w:type="dxa"/>
             <w:tcBorders>
               <w:top w:val="single" w:sz="2" w:space="0" w:color="CCCCCC"/>
               <w:start w:val="single" w:sz="2" w:space="0" w:color="CCCCCC"/>
@@ -3893,7 +3893,7 @@
         </w:tc>
         <w:tc>
           <w:tcPr>
-            <w:tcW w:w="2862" w:type="dxa"/>
+            <w:tcW w:w="2863" w:type="dxa"/>
             <w:tcBorders>
               <w:top w:val="single" w:sz="2" w:space="0" w:color="CCCCCC"/>
               <w:start w:val="single" w:sz="2" w:space="0" w:color="CCCCCC"/>
@@ -3983,7 +3983,7 @@
         </w:tc>
         <w:tc>
           <w:tcPr>
-            <w:tcW w:w="1998" w:type="dxa"/>
+            <w:tcW w:w="1997" w:type="dxa"/>
             <w:tcBorders>
               <w:top w:val="single" w:sz="2" w:space="0" w:color="CCCCCC"/>
               <w:start w:val="single" w:sz="2" w:space="0" w:color="CCCCCC"/>
@@ -4012,7 +4012,7 @@
         </w:tc>
         <w:tc>
           <w:tcPr>
-            <w:tcW w:w="2862" w:type="dxa"/>
+            <w:tcW w:w="2863" w:type="dxa"/>
             <w:tcBorders>
               <w:top w:val="single" w:sz="2" w:space="0" w:color="CCCCCC"/>
               <w:start w:val="single" w:sz="2" w:space="0" w:color="CCCCCC"/>
@@ -4102,7 +4102,7 @@
         </w:tc>
         <w:tc>
           <w:tcPr>
-            <w:tcW w:w="1998" w:type="dxa"/>
+            <w:tcW w:w="1997" w:type="dxa"/>
             <w:tcBorders>
               <w:top w:val="single" w:sz="2" w:space="0" w:color="CCCCCC"/>
               <w:start w:val="single" w:sz="2" w:space="0" w:color="CCCCCC"/>
@@ -4131,7 +4131,7 @@
         </w:tc>
         <w:tc>
           <w:tcPr>
-            <w:tcW w:w="2862" w:type="dxa"/>
+            <w:tcW w:w="2863" w:type="dxa"/>
             <w:tcBorders>
               <w:top w:val="single" w:sz="2" w:space="0" w:color="CCCCCC"/>
               <w:start w:val="single" w:sz="2" w:space="0" w:color="CCCCCC"/>
@@ -4221,7 +4221,7 @@
         </w:tc>
         <w:tc>
           <w:tcPr>
-            <w:tcW w:w="1998" w:type="dxa"/>
+            <w:tcW w:w="1997" w:type="dxa"/>
             <w:tcBorders>
               <w:top w:val="single" w:sz="2" w:space="0" w:color="CCCCCC"/>
               <w:start w:val="single" w:sz="2" w:space="0" w:color="CCCCCC"/>
@@ -4250,7 +4250,7 @@
         </w:tc>
         <w:tc>
           <w:tcPr>
-            <w:tcW w:w="2862" w:type="dxa"/>
+            <w:tcW w:w="2863" w:type="dxa"/>
             <w:tcBorders>
               <w:top w:val="single" w:sz="2" w:space="0" w:color="CCCCCC"/>
               <w:start w:val="single" w:sz="2" w:space="0" w:color="CCCCCC"/>
@@ -4340,7 +4340,7 @@
         </w:tc>
         <w:tc>
           <w:tcPr>
-            <w:tcW w:w="1998" w:type="dxa"/>
+            <w:tcW w:w="1997" w:type="dxa"/>
             <w:tcBorders>
               <w:top w:val="single" w:sz="2" w:space="0" w:color="CCCCCC"/>
               <w:start w:val="single" w:sz="2" w:space="0" w:color="CCCCCC"/>
@@ -4369,7 +4369,7 @@
         </w:tc>
         <w:tc>
           <w:tcPr>
-            <w:tcW w:w="2862" w:type="dxa"/>
+            <w:tcW w:w="2863" w:type="dxa"/>
             <w:tcBorders>
               <w:top w:val="single" w:sz="2" w:space="0" w:color="CCCCCC"/>
               <w:start w:val="single" w:sz="2" w:space="0" w:color="CCCCCC"/>
@@ -4459,7 +4459,7 @@
         </w:tc>
         <w:tc>
           <w:tcPr>
-            <w:tcW w:w="1998" w:type="dxa"/>
+            <w:tcW w:w="1997" w:type="dxa"/>
             <w:tcBorders>
               <w:top w:val="single" w:sz="2" w:space="0" w:color="CCCCCC"/>
               <w:start w:val="single" w:sz="2" w:space="0" w:color="CCCCCC"/>
@@ -4488,7 +4488,7 @@
         </w:tc>
         <w:tc>
           <w:tcPr>
-            <w:tcW w:w="2862" w:type="dxa"/>
+            <w:tcW w:w="2863" w:type="dxa"/>
             <w:tcBorders>
               <w:top w:val="single" w:sz="2" w:space="0" w:color="CCCCCC"/>
               <w:start w:val="single" w:sz="2" w:space="0" w:color="CCCCCC"/>
@@ -4701,8 +4701,8 @@
       <w:tblGrid>
         <w:gridCol w:w="1500"/>
         <w:gridCol w:w="2200"/>
-        <w:gridCol w:w="2198"/>
-        <w:gridCol w:w="3462"/>
+        <w:gridCol w:w="2197"/>
+        <w:gridCol w:w="3463"/>
       </w:tblGrid>
       <w:tr>
         <w:trPr/>
@@ -4766,7 +4766,7 @@
         </w:tc>
         <w:tc>
           <w:tcPr>
-            <w:tcW w:w="2198" w:type="dxa"/>
+            <w:tcW w:w="2197" w:type="dxa"/>
             <w:tcBorders>
               <w:top w:val="single" w:sz="2" w:space="0" w:color="CCCCCC"/>
               <w:start w:val="single" w:sz="2" w:space="0" w:color="CCCCCC"/>
@@ -4795,7 +4795,7 @@
         </w:tc>
         <w:tc>
           <w:tcPr>
-            <w:tcW w:w="3462" w:type="dxa"/>
+            <w:tcW w:w="3463" w:type="dxa"/>
             <w:tcBorders>
               <w:top w:val="single" w:sz="2" w:space="0" w:color="CCCCCC"/>
               <w:start w:val="single" w:sz="2" w:space="0" w:color="CCCCCC"/>
@@ -4885,7 +4885,7 @@
         </w:tc>
         <w:tc>
           <w:tcPr>
-            <w:tcW w:w="2198" w:type="dxa"/>
+            <w:tcW w:w="2197" w:type="dxa"/>
             <w:tcBorders>
               <w:top w:val="single" w:sz="2" w:space="0" w:color="CCCCCC"/>
               <w:start w:val="single" w:sz="2" w:space="0" w:color="CCCCCC"/>
@@ -4914,7 +4914,7 @@
         </w:tc>
         <w:tc>
           <w:tcPr>
-            <w:tcW w:w="3462" w:type="dxa"/>
+            <w:tcW w:w="3463" w:type="dxa"/>
             <w:tcBorders>
               <w:top w:val="single" w:sz="2" w:space="0" w:color="CCCCCC"/>
               <w:start w:val="single" w:sz="2" w:space="0" w:color="CCCCCC"/>
@@ -5004,7 +5004,7 @@
         </w:tc>
         <w:tc>
           <w:tcPr>
-            <w:tcW w:w="2198" w:type="dxa"/>
+            <w:tcW w:w="2197" w:type="dxa"/>
             <w:tcBorders>
               <w:top w:val="single" w:sz="2" w:space="0" w:color="CCCCCC"/>
               <w:start w:val="single" w:sz="2" w:space="0" w:color="CCCCCC"/>
@@ -5033,7 +5033,7 @@
         </w:tc>
         <w:tc>
           <w:tcPr>
-            <w:tcW w:w="3462" w:type="dxa"/>
+            <w:tcW w:w="3463" w:type="dxa"/>
             <w:tcBorders>
               <w:top w:val="single" w:sz="2" w:space="0" w:color="CCCCCC"/>
               <w:start w:val="single" w:sz="2" w:space="0" w:color="CCCCCC"/>
@@ -5123,7 +5123,7 @@
         </w:tc>
         <w:tc>
           <w:tcPr>
-            <w:tcW w:w="2198" w:type="dxa"/>
+            <w:tcW w:w="2197" w:type="dxa"/>
             <w:tcBorders>
               <w:top w:val="single" w:sz="2" w:space="0" w:color="CCCCCC"/>
               <w:start w:val="single" w:sz="2" w:space="0" w:color="CCCCCC"/>
@@ -5152,7 +5152,7 @@
         </w:tc>
         <w:tc>
           <w:tcPr>
-            <w:tcW w:w="3462" w:type="dxa"/>
+            <w:tcW w:w="3463" w:type="dxa"/>
             <w:tcBorders>
               <w:top w:val="single" w:sz="2" w:space="0" w:color="CCCCCC"/>
               <w:start w:val="single" w:sz="2" w:space="0" w:color="CCCCCC"/>
@@ -5242,7 +5242,7 @@
         </w:tc>
         <w:tc>
           <w:tcPr>
-            <w:tcW w:w="2198" w:type="dxa"/>
+            <w:tcW w:w="2197" w:type="dxa"/>
             <w:tcBorders>
               <w:top w:val="single" w:sz="2" w:space="0" w:color="CCCCCC"/>
               <w:start w:val="single" w:sz="2" w:space="0" w:color="CCCCCC"/>
@@ -5271,7 +5271,7 @@
         </w:tc>
         <w:tc>
           <w:tcPr>
-            <w:tcW w:w="3462" w:type="dxa"/>
+            <w:tcW w:w="3463" w:type="dxa"/>
             <w:tcBorders>
               <w:top w:val="single" w:sz="2" w:space="0" w:color="CCCCCC"/>
               <w:start w:val="single" w:sz="2" w:space="0" w:color="CCCCCC"/>
@@ -5361,7 +5361,7 @@
         </w:tc>
         <w:tc>
           <w:tcPr>
-            <w:tcW w:w="2198" w:type="dxa"/>
+            <w:tcW w:w="2197" w:type="dxa"/>
             <w:tcBorders>
               <w:top w:val="single" w:sz="2" w:space="0" w:color="CCCCCC"/>
               <w:start w:val="single" w:sz="2" w:space="0" w:color="CCCCCC"/>
@@ -5390,7 +5390,7 @@
         </w:tc>
         <w:tc>
           <w:tcPr>
-            <w:tcW w:w="3462" w:type="dxa"/>
+            <w:tcW w:w="3463" w:type="dxa"/>
             <w:tcBorders>
               <w:top w:val="single" w:sz="2" w:space="0" w:color="CCCCCC"/>
               <w:start w:val="single" w:sz="2" w:space="0" w:color="CCCCCC"/>
@@ -5479,14 +5479,14 @@
         </w:tblCellMar>
       </w:tblPr>
       <w:tblGrid>
-        <w:gridCol w:w="3498"/>
-        <w:gridCol w:w="5862"/>
+        <w:gridCol w:w="3497"/>
+        <w:gridCol w:w="5863"/>
       </w:tblGrid>
       <w:tr>
         <w:trPr/>
         <w:tc>
           <w:tcPr>
-            <w:tcW w:w="3498" w:type="dxa"/>
+            <w:tcW w:w="3497" w:type="dxa"/>
             <w:tcBorders>
               <w:top w:val="single" w:sz="2" w:space="0" w:color="CCCCCC"/>
               <w:start w:val="single" w:sz="2" w:space="0" w:color="CCCCCC"/>
@@ -5515,7 +5515,7 @@
         </w:tc>
         <w:tc>
           <w:tcPr>
-            <w:tcW w:w="5862" w:type="dxa"/>
+            <w:tcW w:w="5863" w:type="dxa"/>
             <w:tcBorders>
               <w:top w:val="single" w:sz="2" w:space="0" w:color="CCCCCC"/>
               <w:start w:val="single" w:sz="2" w:space="0" w:color="CCCCCC"/>
@@ -5547,7 +5547,7 @@
         <w:trPr/>
         <w:tc>
           <w:tcPr>
-            <w:tcW w:w="3498" w:type="dxa"/>
+            <w:tcW w:w="3497" w:type="dxa"/>
             <w:tcBorders>
               <w:top w:val="single" w:sz="2" w:space="0" w:color="CCCCCC"/>
               <w:start w:val="single" w:sz="2" w:space="0" w:color="CCCCCC"/>
@@ -5576,7 +5576,7 @@
         </w:tc>
         <w:tc>
           <w:tcPr>
-            <w:tcW w:w="5862" w:type="dxa"/>
+            <w:tcW w:w="5863" w:type="dxa"/>
             <w:tcBorders>
               <w:top w:val="single" w:sz="2" w:space="0" w:color="CCCCCC"/>
               <w:start w:val="single" w:sz="2" w:space="0" w:color="CCCCCC"/>
@@ -5608,7 +5608,7 @@
         <w:trPr/>
         <w:tc>
           <w:tcPr>
-            <w:tcW w:w="3498" w:type="dxa"/>
+            <w:tcW w:w="3497" w:type="dxa"/>
             <w:tcBorders>
               <w:top w:val="single" w:sz="2" w:space="0" w:color="CCCCCC"/>
               <w:start w:val="single" w:sz="2" w:space="0" w:color="CCCCCC"/>
@@ -5637,7 +5637,7 @@
         </w:tc>
         <w:tc>
           <w:tcPr>
-            <w:tcW w:w="5862" w:type="dxa"/>
+            <w:tcW w:w="5863" w:type="dxa"/>
             <w:tcBorders>
               <w:top w:val="single" w:sz="2" w:space="0" w:color="CCCCCC"/>
               <w:start w:val="single" w:sz="2" w:space="0" w:color="CCCCCC"/>
@@ -5669,7 +5669,7 @@
         <w:trPr/>
         <w:tc>
           <w:tcPr>
-            <w:tcW w:w="3498" w:type="dxa"/>
+            <w:tcW w:w="3497" w:type="dxa"/>
             <w:tcBorders>
               <w:top w:val="single" w:sz="2" w:space="0" w:color="CCCCCC"/>
               <w:start w:val="single" w:sz="2" w:space="0" w:color="CCCCCC"/>
@@ -5698,7 +5698,7 @@
         </w:tc>
         <w:tc>
           <w:tcPr>
-            <w:tcW w:w="5862" w:type="dxa"/>
+            <w:tcW w:w="5863" w:type="dxa"/>
             <w:tcBorders>
               <w:top w:val="single" w:sz="2" w:space="0" w:color="CCCCCC"/>
               <w:start w:val="single" w:sz="2" w:space="0" w:color="CCCCCC"/>
@@ -5730,7 +5730,7 @@
         <w:trPr/>
         <w:tc>
           <w:tcPr>
-            <w:tcW w:w="3498" w:type="dxa"/>
+            <w:tcW w:w="3497" w:type="dxa"/>
             <w:tcBorders>
               <w:top w:val="single" w:sz="2" w:space="0" w:color="CCCCCC"/>
               <w:start w:val="single" w:sz="2" w:space="0" w:color="CCCCCC"/>
@@ -5759,7 +5759,7 @@
         </w:tc>
         <w:tc>
           <w:tcPr>
-            <w:tcW w:w="5862" w:type="dxa"/>
+            <w:tcW w:w="5863" w:type="dxa"/>
             <w:tcBorders>
               <w:top w:val="single" w:sz="2" w:space="0" w:color="CCCCCC"/>
               <w:start w:val="single" w:sz="2" w:space="0" w:color="CCCCCC"/>
@@ -5791,7 +5791,7 @@
         <w:trPr/>
         <w:tc>
           <w:tcPr>
-            <w:tcW w:w="3498" w:type="dxa"/>
+            <w:tcW w:w="3497" w:type="dxa"/>
             <w:tcBorders>
               <w:top w:val="single" w:sz="2" w:space="0" w:color="CCCCCC"/>
               <w:start w:val="single" w:sz="2" w:space="0" w:color="CCCCCC"/>
@@ -5820,7 +5820,7 @@
         </w:tc>
         <w:tc>
           <w:tcPr>
-            <w:tcW w:w="5862" w:type="dxa"/>
+            <w:tcW w:w="5863" w:type="dxa"/>
             <w:tcBorders>
               <w:top w:val="single" w:sz="2" w:space="0" w:color="CCCCCC"/>
               <w:start w:val="single" w:sz="2" w:space="0" w:color="CCCCCC"/>
@@ -5852,7 +5852,7 @@
         <w:trPr/>
         <w:tc>
           <w:tcPr>
-            <w:tcW w:w="3498" w:type="dxa"/>
+            <w:tcW w:w="3497" w:type="dxa"/>
             <w:tcBorders>
               <w:top w:val="single" w:sz="2" w:space="0" w:color="CCCCCC"/>
               <w:start w:val="single" w:sz="2" w:space="0" w:color="CCCCCC"/>
@@ -5881,7 +5881,7 @@
         </w:tc>
         <w:tc>
           <w:tcPr>
-            <w:tcW w:w="5862" w:type="dxa"/>
+            <w:tcW w:w="5863" w:type="dxa"/>
             <w:tcBorders>
               <w:top w:val="single" w:sz="2" w:space="0" w:color="CCCCCC"/>
               <w:start w:val="single" w:sz="2" w:space="0" w:color="CCCCCC"/>
@@ -5913,7 +5913,7 @@
         <w:trPr/>
         <w:tc>
           <w:tcPr>
-            <w:tcW w:w="3498" w:type="dxa"/>
+            <w:tcW w:w="3497" w:type="dxa"/>
             <w:tcBorders>
               <w:top w:val="single" w:sz="2" w:space="0" w:color="CCCCCC"/>
               <w:start w:val="single" w:sz="2" w:space="0" w:color="CCCCCC"/>
@@ -5942,7 +5942,7 @@
         </w:tc>
         <w:tc>
           <w:tcPr>
-            <w:tcW w:w="5862" w:type="dxa"/>
+            <w:tcW w:w="5863" w:type="dxa"/>
             <w:tcBorders>
               <w:top w:val="single" w:sz="2" w:space="0" w:color="CCCCCC"/>
               <w:start w:val="single" w:sz="2" w:space="0" w:color="CCCCCC"/>
@@ -5974,7 +5974,7 @@
         <w:trPr/>
         <w:tc>
           <w:tcPr>
-            <w:tcW w:w="3498" w:type="dxa"/>
+            <w:tcW w:w="3497" w:type="dxa"/>
             <w:tcBorders>
               <w:top w:val="single" w:sz="2" w:space="0" w:color="CCCCCC"/>
               <w:start w:val="single" w:sz="2" w:space="0" w:color="CCCCCC"/>
@@ -6003,7 +6003,7 @@
         </w:tc>
         <w:tc>
           <w:tcPr>
-            <w:tcW w:w="5862" w:type="dxa"/>
+            <w:tcW w:w="5863" w:type="dxa"/>
             <w:tcBorders>
               <w:top w:val="single" w:sz="2" w:space="0" w:color="CCCCCC"/>
               <w:start w:val="single" w:sz="2" w:space="0" w:color="CCCCCC"/>
@@ -7819,9 +7819,9 @@
       </w:tblPr>
       <w:tblGrid>
         <w:gridCol w:w="2500"/>
-        <w:gridCol w:w="2298"/>
+        <w:gridCol w:w="2297"/>
         <w:gridCol w:w="2300"/>
-        <w:gridCol w:w="2262"/>
+        <w:gridCol w:w="2263"/>
       </w:tblGrid>
       <w:tr>
         <w:trPr/>
@@ -7856,7 +7856,7 @@
         </w:tc>
         <w:tc>
           <w:tcPr>
-            <w:tcW w:w="2298" w:type="dxa"/>
+            <w:tcW w:w="2297" w:type="dxa"/>
             <w:tcBorders>
               <w:top w:val="single" w:sz="2" w:space="0" w:color="CCCCCC"/>
               <w:start w:val="single" w:sz="2" w:space="0" w:color="CCCCCC"/>
@@ -7914,7 +7914,7 @@
         </w:tc>
         <w:tc>
           <w:tcPr>
-            <w:tcW w:w="2262" w:type="dxa"/>
+            <w:tcW w:w="2263" w:type="dxa"/>
             <w:tcBorders>
               <w:top w:val="single" w:sz="2" w:space="0" w:color="CCCCCC"/>
               <w:start w:val="single" w:sz="2" w:space="0" w:color="CCCCCC"/>
@@ -7975,7 +7975,7 @@
         </w:tc>
         <w:tc>
           <w:tcPr>
-            <w:tcW w:w="2298" w:type="dxa"/>
+            <w:tcW w:w="2297" w:type="dxa"/>
             <w:tcBorders>
               <w:top w:val="single" w:sz="2" w:space="0" w:color="CCCCCC"/>
               <w:start w:val="single" w:sz="2" w:space="0" w:color="CCCCCC"/>
@@ -8033,7 +8033,7 @@
         </w:tc>
         <w:tc>
           <w:tcPr>
-            <w:tcW w:w="2262" w:type="dxa"/>
+            <w:tcW w:w="2263" w:type="dxa"/>
             <w:tcBorders>
               <w:top w:val="single" w:sz="2" w:space="0" w:color="CCCCCC"/>
               <w:start w:val="single" w:sz="2" w:space="0" w:color="CCCCCC"/>
@@ -8094,7 +8094,7 @@
         </w:tc>
         <w:tc>
           <w:tcPr>
-            <w:tcW w:w="2298" w:type="dxa"/>
+            <w:tcW w:w="2297" w:type="dxa"/>
             <w:tcBorders>
               <w:top w:val="single" w:sz="2" w:space="0" w:color="CCCCCC"/>
               <w:start w:val="single" w:sz="2" w:space="0" w:color="CCCCCC"/>
@@ -8152,7 +8152,7 @@
         </w:tc>
         <w:tc>
           <w:tcPr>
-            <w:tcW w:w="2262" w:type="dxa"/>
+            <w:tcW w:w="2263" w:type="dxa"/>
             <w:tcBorders>
               <w:top w:val="single" w:sz="2" w:space="0" w:color="CCCCCC"/>
               <w:start w:val="single" w:sz="2" w:space="0" w:color="CCCCCC"/>
@@ -8213,7 +8213,7 @@
         </w:tc>
         <w:tc>
           <w:tcPr>
-            <w:tcW w:w="2298" w:type="dxa"/>
+            <w:tcW w:w="2297" w:type="dxa"/>
             <w:tcBorders>
               <w:top w:val="single" w:sz="2" w:space="0" w:color="CCCCCC"/>
               <w:start w:val="single" w:sz="2" w:space="0" w:color="CCCCCC"/>
@@ -8271,7 +8271,7 @@
         </w:tc>
         <w:tc>
           <w:tcPr>
-            <w:tcW w:w="2262" w:type="dxa"/>
+            <w:tcW w:w="2263" w:type="dxa"/>
             <w:tcBorders>
               <w:top w:val="single" w:sz="2" w:space="0" w:color="CCCCCC"/>
               <w:start w:val="single" w:sz="2" w:space="0" w:color="CCCCCC"/>
@@ -8332,7 +8332,7 @@
         </w:tc>
         <w:tc>
           <w:tcPr>
-            <w:tcW w:w="2298" w:type="dxa"/>
+            <w:tcW w:w="2297" w:type="dxa"/>
             <w:tcBorders>
               <w:top w:val="single" w:sz="2" w:space="0" w:color="CCCCCC"/>
               <w:start w:val="single" w:sz="2" w:space="0" w:color="CCCCCC"/>
@@ -8390,7 +8390,7 @@
         </w:tc>
         <w:tc>
           <w:tcPr>
-            <w:tcW w:w="2262" w:type="dxa"/>
+            <w:tcW w:w="2263" w:type="dxa"/>
             <w:tcBorders>
               <w:top w:val="single" w:sz="2" w:space="0" w:color="CCCCCC"/>
               <w:start w:val="single" w:sz="2" w:space="0" w:color="CCCCCC"/>
@@ -8451,7 +8451,7 @@
         </w:tc>
         <w:tc>
           <w:tcPr>
-            <w:tcW w:w="2298" w:type="dxa"/>
+            <w:tcW w:w="2297" w:type="dxa"/>
             <w:tcBorders>
               <w:top w:val="single" w:sz="2" w:space="0" w:color="CCCCCC"/>
               <w:start w:val="single" w:sz="2" w:space="0" w:color="CCCCCC"/>
@@ -8509,7 +8509,7 @@
         </w:tc>
         <w:tc>
           <w:tcPr>
-            <w:tcW w:w="2262" w:type="dxa"/>
+            <w:tcW w:w="2263" w:type="dxa"/>
             <w:tcBorders>
               <w:top w:val="single" w:sz="2" w:space="0" w:color="CCCCCC"/>
               <w:start w:val="single" w:sz="2" w:space="0" w:color="CCCCCC"/>
@@ -10285,7 +10285,7 @@
   </w:style>
   <w:style w:type="paragraph" w:styleId="Heading1">
     <w:name w:val="heading 1"/>
-    <w:basedOn w:val="berschriftuser"/>
+    <w:basedOn w:val="berschrift"/>
     <w:qFormat/>
     <w:pPr>
       <w:spacing w:before="360" w:after="200"/>
@@ -10302,7 +10302,7 @@
   </w:style>
   <w:style w:type="paragraph" w:styleId="Heading2">
     <w:name w:val="heading 2"/>
-    <w:basedOn w:val="berschriftuser"/>
+    <w:basedOn w:val="berschrift"/>
     <w:qFormat/>
     <w:pPr>
       <w:spacing w:before="240" w:after="160"/>
@@ -10319,7 +10319,7 @@
   </w:style>
   <w:style w:type="paragraph" w:styleId="Heading3">
     <w:name w:val="heading 3"/>
-    <w:basedOn w:val="berschriftuser"/>
+    <w:basedOn w:val="berschrift"/>
     <w:qFormat/>
     <w:pPr/>
     <w:rPr>
@@ -10330,7 +10330,7 @@
   </w:style>
   <w:style w:type="paragraph" w:styleId="Heading4">
     <w:name w:val="heading 4"/>
-    <w:basedOn w:val="berschriftuser"/>
+    <w:basedOn w:val="berschrift"/>
     <w:qFormat/>
     <w:pPr/>
     <w:rPr>
@@ -10341,7 +10341,7 @@
   </w:style>
   <w:style w:type="paragraph" w:styleId="Heading5">
     <w:name w:val="heading 5"/>
-    <w:basedOn w:val="berschriftuser"/>
+    <w:basedOn w:val="berschrift"/>
     <w:qFormat/>
     <w:pPr/>
     <w:rPr>
@@ -10350,7 +10350,7 @@
   </w:style>
   <w:style w:type="paragraph" w:styleId="Heading6">
     <w:name w:val="heading 6"/>
-    <w:basedOn w:val="berschriftuser"/>
+    <w:basedOn w:val="berschrift"/>
     <w:qFormat/>
     <w:pPr/>
     <w:rPr>
@@ -10366,8 +10366,8 @@
       <w:u w:val="single"/>
     </w:rPr>
   </w:style>
-  <w:style w:type="character" w:styleId="Funotenzeichenuser">
-    <w:name w:val="Fußnotenzeichen (user)"/>
+  <w:style w:type="character" w:styleId="Funotenzeichen">
+    <w:name w:val="Fußnotenzeichen"/>
     <w:uiPriority w:val="99"/>
     <w:semiHidden/>
     <w:unhideWhenUsed/>
@@ -10376,8 +10376,8 @@
       <w:vertAlign w:val="superscript"/>
     </w:rPr>
   </w:style>
-  <w:style w:type="character" w:styleId="Funotenzeichen">
-    <w:name w:val="Fußnotenzeichen"/>
+  <w:style w:type="character" w:styleId="Funotenzeichenuser">
+    <w:name w:val="Fußnotenzeichen (user)"/>
     <w:qFormat/>
     <w:rPr>
       <w:vertAlign w:val="superscript"/>
@@ -10486,7 +10486,7 @@
   </w:style>
   <w:style w:type="paragraph" w:styleId="Title">
     <w:name w:val="Title"/>
-    <w:basedOn w:val="berschriftuser"/>
+    <w:basedOn w:val="berschrift"/>
     <w:qFormat/>
     <w:pPr/>
     <w:rPr>
@@ -10549,6 +10549,13 @@
       <w:szCs w:val="20"/>
     </w:rPr>
   </w:style>
+  <w:style w:type="paragraph" w:styleId="Kopf-Fuzeile">
+    <w:name w:val="Kopf-/Fußzeile"/>
+    <w:basedOn w:val="Normal"/>
+    <w:qFormat/>
+    <w:pPr/>
+    <w:rPr/>
+  </w:style>
   <w:style w:type="paragraph" w:styleId="Kopf-Fuzeileuser">
     <w:name w:val="Kopf-/Fußzeile (user)"/>
     <w:basedOn w:val="Normal"/>
@@ -10556,22 +10563,15 @@
     <w:pPr/>
     <w:rPr/>
   </w:style>
-  <w:style w:type="paragraph" w:styleId="Kopf-Fuzeile">
-    <w:name w:val="Kopf-/Fußzeile"/>
-    <w:basedOn w:val="Normal"/>
-    <w:qFormat/>
-    <w:pPr/>
-    <w:rPr/>
-  </w:style>
   <w:style w:type="paragraph" w:styleId="Header">
     <w:name w:val="header"/>
-    <w:basedOn w:val="Kopf-Fuzeileuser"/>
+    <w:basedOn w:val="Kopf-Fuzeile"/>
     <w:pPr/>
     <w:rPr/>
   </w:style>
   <w:style w:type="paragraph" w:styleId="Footer">
     <w:name w:val="footer"/>
-    <w:basedOn w:val="Kopf-Fuzeileuser"/>
+    <w:basedOn w:val="Kopf-Fuzeile"/>
     <w:pPr/>
     <w:rPr/>
   </w:style>
